--- a/exec/가볼래 포팅 매뉴얼.docx
+++ b/exec/가볼래 포팅 매뉴얼.docx
@@ -3255,14 +3255,9 @@
       <w:r>
         <w:t xml:space="preserve">과 다르다. 백업·복원 검증 범위는 </w:t>
       </w:r>
-      <w:hyperlink r:id="rId10">
-        <w:r>
-          <w:rPr>
-            <w:color w:val="245A81"/>
-          </w:rPr>
-          <w:t>03-db-dump.md</w:t>
-        </w:r>
-      </w:hyperlink>
+      <w:r>
+        <w:t>이 문서 3절</w:t>
+      </w:r>
       <w:r>
         <w:t>에 기록했다.</w:t>
       </w:r>

--- a/exec/가볼래 포팅 매뉴얼.docx
+++ b/exec/가볼래 포팅 매뉴얼.docx
@@ -8,14 +8,6 @@
       </w:pPr>
       <w:r>
         <w:t>가볼래 포팅 매뉴얼</w:t>
-      </w:r>
-    </w:p>
-    <w:p>
-      <w:r>
-        <w:t xml:space="preserve">GitLab 저장소를 클론해 빌드·배포하는 방법, 외부 서비스, DB 덤프, 시연 시나리오를 정리했다. </w:t>
-      </w:r>
-      <w:r>
-        <w:t>값은 2026년 9월 28일 저장소와 운영 서버에서 확인했다.</w:t>
       </w:r>
     </w:p>
     <w:p>
@@ -68,7 +60,7 @@
         </w:trPr>
         <w:tc>
           <w:tcPr>
-            <w:tcW w:type="dxa" w:w="1275"/>
+            <w:tcW w:type="dxa" w:w="1276"/>
             <w:vAlign w:val="center"/>
             <w:tcMar>
               <w:top w:w="90" w:type="dxa"/>
@@ -93,7 +85,7 @@
         </w:tc>
         <w:tc>
           <w:tcPr>
-            <w:tcW w:type="dxa" w:w="3406"/>
+            <w:tcW w:type="dxa" w:w="3357"/>
             <w:vAlign w:val="center"/>
             <w:tcMar>
               <w:top w:w="90" w:type="dxa"/>
@@ -118,7 +110,7 @@
         </w:tc>
         <w:tc>
           <w:tcPr>
-            <w:tcW w:type="dxa" w:w="4957"/>
+            <w:tcW w:type="dxa" w:w="5005"/>
             <w:vAlign w:val="center"/>
             <w:tcMar>
               <w:top w:w="90" w:type="dxa"/>
@@ -148,7 +140,7 @@
         </w:trPr>
         <w:tc>
           <w:tcPr>
-            <w:tcW w:type="dxa" w:w="1275"/>
+            <w:tcW w:type="dxa" w:w="1276"/>
             <w:vAlign w:val="center"/>
             <w:tcMar>
               <w:top w:w="90" w:type="dxa"/>
@@ -171,7 +163,7 @@
         </w:tc>
         <w:tc>
           <w:tcPr>
-            <w:tcW w:type="dxa" w:w="3406"/>
+            <w:tcW w:type="dxa" w:w="3357"/>
             <w:vAlign w:val="center"/>
             <w:tcMar>
               <w:top w:w="90" w:type="dxa"/>
@@ -194,7 +186,7 @@
         </w:tc>
         <w:tc>
           <w:tcPr>
-            <w:tcW w:type="dxa" w:w="4957"/>
+            <w:tcW w:type="dxa" w:w="5005"/>
             <w:vAlign w:val="center"/>
             <w:tcMar>
               <w:top w:w="90" w:type="dxa"/>
@@ -242,7 +234,7 @@
         </w:trPr>
         <w:tc>
           <w:tcPr>
-            <w:tcW w:type="dxa" w:w="1275"/>
+            <w:tcW w:type="dxa" w:w="1276"/>
             <w:vAlign w:val="center"/>
             <w:tcMar>
               <w:top w:w="90" w:type="dxa"/>
@@ -266,7 +258,7 @@
         </w:tc>
         <w:tc>
           <w:tcPr>
-            <w:tcW w:type="dxa" w:w="3406"/>
+            <w:tcW w:type="dxa" w:w="3357"/>
             <w:vAlign w:val="center"/>
             <w:tcMar>
               <w:top w:w="90" w:type="dxa"/>
@@ -297,7 +289,7 @@
         </w:tc>
         <w:tc>
           <w:tcPr>
-            <w:tcW w:type="dxa" w:w="4957"/>
+            <w:tcW w:type="dxa" w:w="5005"/>
             <w:vAlign w:val="center"/>
             <w:tcMar>
               <w:top w:w="90" w:type="dxa"/>
@@ -411,7 +403,7 @@
         </w:trPr>
         <w:tc>
           <w:tcPr>
-            <w:tcW w:type="dxa" w:w="1275"/>
+            <w:tcW w:type="dxa" w:w="1276"/>
             <w:vAlign w:val="center"/>
             <w:tcMar>
               <w:top w:w="90" w:type="dxa"/>
@@ -434,7 +426,7 @@
         </w:tc>
         <w:tc>
           <w:tcPr>
-            <w:tcW w:type="dxa" w:w="3406"/>
+            <w:tcW w:type="dxa" w:w="3357"/>
             <w:vAlign w:val="center"/>
             <w:tcMar>
               <w:top w:w="90" w:type="dxa"/>
@@ -457,7 +449,7 @@
         </w:tc>
         <w:tc>
           <w:tcPr>
-            <w:tcW w:type="dxa" w:w="4957"/>
+            <w:tcW w:type="dxa" w:w="5005"/>
             <w:vAlign w:val="center"/>
             <w:tcMar>
               <w:top w:w="90" w:type="dxa"/>
@@ -474,7 +466,7 @@
               <w:rPr>
                 <w:sz w:val="17"/>
               </w:rPr>
-              <w:t xml:space="preserve">포트 8080, 업로드 한도 </w:t>
+              <w:t xml:space="preserve">포트 8080, </w:t>
             </w:r>
             <w:r>
               <w:rPr>
@@ -505,7 +497,7 @@
         </w:trPr>
         <w:tc>
           <w:tcPr>
-            <w:tcW w:type="dxa" w:w="1275"/>
+            <w:tcW w:type="dxa" w:w="1276"/>
             <w:vAlign w:val="center"/>
             <w:tcMar>
               <w:top w:w="90" w:type="dxa"/>
@@ -529,7 +521,7 @@
         </w:tc>
         <w:tc>
           <w:tcPr>
-            <w:tcW w:type="dxa" w:w="3406"/>
+            <w:tcW w:type="dxa" w:w="3357"/>
             <w:vAlign w:val="center"/>
             <w:tcMar>
               <w:top w:w="90" w:type="dxa"/>
@@ -573,13 +565,13 @@
               <w:rPr>
                 <w:sz w:val="17"/>
               </w:rPr>
-              <w:t>(운영 OpenJDK 17.0.20)</w:t>
+              <w:t>(OpenJDK 17.0.20)</w:t>
             </w:r>
           </w:p>
         </w:tc>
         <w:tc>
           <w:tcPr>
-            <w:tcW w:type="dxa" w:w="4957"/>
+            <w:tcW w:type="dxa" w:w="5005"/>
             <w:vAlign w:val="center"/>
             <w:tcMar>
               <w:top w:w="90" w:type="dxa"/>
@@ -604,7 +596,7 @@
               <w:rPr>
                 <w:sz w:val="17"/>
               </w:rPr>
-              <w:t xml:space="preserve">(운영), 이미지 기본값 </w:t>
+              <w:t xml:space="preserve">, 이미지 기본값 </w:t>
             </w:r>
             <w:r>
               <w:rPr>
@@ -628,7 +620,7 @@
         </w:trPr>
         <w:tc>
           <w:tcPr>
-            <w:tcW w:type="dxa" w:w="1275"/>
+            <w:tcW w:type="dxa" w:w="1276"/>
             <w:vAlign w:val="center"/>
             <w:tcMar>
               <w:top w:w="90" w:type="dxa"/>
@@ -651,7 +643,7 @@
         </w:tc>
         <w:tc>
           <w:tcPr>
-            <w:tcW w:type="dxa" w:w="3406"/>
+            <w:tcW w:type="dxa" w:w="3357"/>
             <w:vAlign w:val="center"/>
             <w:tcMar>
               <w:top w:w="90" w:type="dxa"/>
@@ -674,7 +666,7 @@
         </w:tc>
         <w:tc>
           <w:tcPr>
-            <w:tcW w:type="dxa" w:w="4957"/>
+            <w:tcW w:type="dxa" w:w="5005"/>
             <w:vAlign w:val="center"/>
             <w:tcMar>
               <w:top w:w="90" w:type="dxa"/>
@@ -711,7 +703,7 @@
               <w:rPr>
                 <w:sz w:val="17"/>
               </w:rPr>
-              <w:t xml:space="preserve">, Flyway 사용(스키마 </w:t>
+              <w:t xml:space="preserve">, Flyway(스키마 </w:t>
             </w:r>
             <w:r>
               <w:rPr>
@@ -735,7 +727,7 @@
         </w:trPr>
         <w:tc>
           <w:tcPr>
-            <w:tcW w:type="dxa" w:w="1275"/>
+            <w:tcW w:type="dxa" w:w="1276"/>
             <w:vAlign w:val="center"/>
             <w:tcMar>
               <w:top w:w="90" w:type="dxa"/>
@@ -759,7 +751,7 @@
         </w:tc>
         <w:tc>
           <w:tcPr>
-            <w:tcW w:type="dxa" w:w="3406"/>
+            <w:tcW w:type="dxa" w:w="3357"/>
             <w:vAlign w:val="center"/>
             <w:tcMar>
               <w:top w:w="90" w:type="dxa"/>
@@ -777,13 +769,13 @@
               <w:rPr>
                 <w:sz w:val="17"/>
               </w:rPr>
-              <w:t>Python 3.13(OR-Tools 9.14)</w:t>
+              <w:t>Python 3.13, OR-Tools 9.14</w:t>
             </w:r>
           </w:p>
         </w:tc>
         <w:tc>
           <w:tcPr>
-            <w:tcW w:type="dxa" w:w="4957"/>
+            <w:tcW w:type="dxa" w:w="5005"/>
             <w:vAlign w:val="center"/>
             <w:tcMar>
               <w:top w:w="90" w:type="dxa"/>
@@ -825,7 +817,7 @@
         </w:trPr>
         <w:tc>
           <w:tcPr>
-            <w:tcW w:type="dxa" w:w="1275"/>
+            <w:tcW w:type="dxa" w:w="1276"/>
             <w:vAlign w:val="center"/>
             <w:tcMar>
               <w:top w:w="90" w:type="dxa"/>
@@ -848,7 +840,7 @@
         </w:tc>
         <w:tc>
           <w:tcPr>
-            <w:tcW w:type="dxa" w:w="3406"/>
+            <w:tcW w:type="dxa" w:w="3357"/>
             <w:vAlign w:val="center"/>
             <w:tcMar>
               <w:top w:w="90" w:type="dxa"/>
@@ -878,7 +870,7 @@
         </w:tc>
         <w:tc>
           <w:tcPr>
-            <w:tcW w:type="dxa" w:w="4957"/>
+            <w:tcW w:type="dxa" w:w="5005"/>
             <w:vAlign w:val="center"/>
             <w:tcMar>
               <w:top w:w="90" w:type="dxa"/>
@@ -902,7 +894,7 @@
               <w:rPr>
                 <w:sz w:val="17"/>
               </w:rPr>
-              <w:t>으로 정적 파일 생성 후 Nginx 컨테이너 80 → 호스트 3000</w:t>
+              <w:t xml:space="preserve"> 정적 빌드, Nginx 컨테이너 80 → 호스트 3000</w:t>
             </w:r>
           </w:p>
         </w:tc>
@@ -913,7 +905,7 @@
         </w:trPr>
         <w:tc>
           <w:tcPr>
-            <w:tcW w:type="dxa" w:w="1275"/>
+            <w:tcW w:type="dxa" w:w="1276"/>
             <w:vAlign w:val="center"/>
             <w:tcMar>
               <w:top w:w="90" w:type="dxa"/>
@@ -937,7 +929,7 @@
         </w:tc>
         <w:tc>
           <w:tcPr>
-            <w:tcW w:type="dxa" w:w="3406"/>
+            <w:tcW w:type="dxa" w:w="3357"/>
             <w:vAlign w:val="center"/>
             <w:tcMar>
               <w:top w:w="90" w:type="dxa"/>
@@ -961,7 +953,7 @@
         </w:tc>
         <w:tc>
           <w:tcPr>
-            <w:tcW w:type="dxa" w:w="4957"/>
+            <w:tcW w:type="dxa" w:w="5005"/>
             <w:vAlign w:val="center"/>
             <w:tcMar>
               <w:top w:w="90" w:type="dxa"/>
@@ -1004,7 +996,7 @@
         </w:trPr>
         <w:tc>
           <w:tcPr>
-            <w:tcW w:type="dxa" w:w="1275"/>
+            <w:tcW w:type="dxa" w:w="1276"/>
             <w:vAlign w:val="center"/>
             <w:tcMar>
               <w:top w:w="90" w:type="dxa"/>
@@ -1027,7 +1019,7 @@
         </w:tc>
         <w:tc>
           <w:tcPr>
-            <w:tcW w:type="dxa" w:w="3406"/>
+            <w:tcW w:type="dxa" w:w="3357"/>
             <w:vAlign w:val="center"/>
             <w:tcMar>
               <w:top w:w="90" w:type="dxa"/>
@@ -1050,7 +1042,7 @@
         </w:tc>
         <w:tc>
           <w:tcPr>
-            <w:tcW w:type="dxa" w:w="4957"/>
+            <w:tcW w:type="dxa" w:w="5005"/>
             <w:vAlign w:val="center"/>
             <w:tcMar>
               <w:top w:w="90" w:type="dxa"/>
@@ -1067,7 +1059,7 @@
               <w:rPr>
                 <w:sz w:val="17"/>
               </w:rPr>
-              <w:t xml:space="preserve">서비스 DB </w:t>
+              <w:t xml:space="preserve">DB </w:t>
             </w:r>
             <w:r>
               <w:rPr>
@@ -1093,7 +1085,7 @@
               <w:rPr>
                 <w:sz w:val="17"/>
               </w:rPr>
-              <w:t>, 호스트 포트 미공개(컨테이너 네트워크 안에서만 5432)</w:t>
+              <w:t>, 컨테이너 네트워크 내부 5432만 사용</w:t>
             </w:r>
           </w:p>
         </w:tc>
@@ -1104,7 +1096,7 @@
         </w:trPr>
         <w:tc>
           <w:tcPr>
-            <w:tcW w:type="dxa" w:w="1275"/>
+            <w:tcW w:type="dxa" w:w="1276"/>
             <w:vAlign w:val="center"/>
             <w:tcMar>
               <w:top w:w="90" w:type="dxa"/>
@@ -1128,7 +1120,7 @@
         </w:tc>
         <w:tc>
           <w:tcPr>
-            <w:tcW w:type="dxa" w:w="3406"/>
+            <w:tcW w:type="dxa" w:w="3357"/>
             <w:vAlign w:val="center"/>
             <w:tcMar>
               <w:top w:w="90" w:type="dxa"/>
@@ -1165,7 +1157,7 @@
         </w:tc>
         <w:tc>
           <w:tcPr>
-            <w:tcW w:type="dxa" w:w="4957"/>
+            <w:tcW w:type="dxa" w:w="5005"/>
             <w:vAlign w:val="center"/>
             <w:tcMar>
               <w:top w:w="90" w:type="dxa"/>
@@ -1183,7 +1175,7 @@
               <w:rPr>
                 <w:sz w:val="17"/>
               </w:rPr>
-              <w:t xml:space="preserve">백엔드 Job은 </w:t>
+              <w:t xml:space="preserve">백엔드 Job </w:t>
             </w:r>
             <w:r>
               <w:rPr>
@@ -1196,7 +1188,7 @@
               <w:rPr>
                 <w:sz w:val="17"/>
               </w:rPr>
-              <w:t xml:space="preserve">, 프론트 Job은 </w:t>
+              <w:t xml:space="preserve">, 프론트 Job </w:t>
             </w:r>
             <w:r>
               <w:rPr>
@@ -1204,12 +1196,6 @@
                 <w:sz w:val="17"/>
               </w:rPr>
               <w:t>front/dev</w:t>
-            </w:r>
-            <w:r>
-              <w:rPr>
-                <w:sz w:val="17"/>
-              </w:rPr>
-              <w:t xml:space="preserve"> 체크아웃</w:t>
             </w:r>
           </w:p>
         </w:tc>
@@ -1220,7 +1206,7 @@
         </w:trPr>
         <w:tc>
           <w:tcPr>
-            <w:tcW w:type="dxa" w:w="1275"/>
+            <w:tcW w:type="dxa" w:w="1276"/>
             <w:vAlign w:val="center"/>
             <w:tcMar>
               <w:top w:w="90" w:type="dxa"/>
@@ -1243,7 +1229,7 @@
         </w:tc>
         <w:tc>
           <w:tcPr>
-            <w:tcW w:type="dxa" w:w="3406"/>
+            <w:tcW w:type="dxa" w:w="3357"/>
             <w:vAlign w:val="center"/>
             <w:tcMar>
               <w:top w:w="90" w:type="dxa"/>
@@ -1266,7 +1252,7 @@
         </w:tc>
         <w:tc>
           <w:tcPr>
-            <w:tcW w:type="dxa" w:w="4957"/>
+            <w:tcW w:type="dxa" w:w="5005"/>
             <w:vAlign w:val="center"/>
             <w:tcMar>
               <w:top w:w="90" w:type="dxa"/>
@@ -1283,7 +1269,7 @@
               <w:rPr>
                 <w:sz w:val="17"/>
               </w:rPr>
-              <w:t>로컬 JDK 17.0.12, Node.js 24.18.0. 저장소에 IDE 버전 고정 파일은 없다</w:t>
+              <w:t>JDK 17.0.12, Node.js 24.18.0</w:t>
             </w:r>
           </w:p>
         </w:tc>
@@ -1293,51 +1279,6 @@
       <w:pPr>
         <w:spacing w:after="40"/>
       </w:pPr>
-    </w:p>
-    <w:p>
-      <w:r>
-        <w:t xml:space="preserve">버전은 2026-09-28 운영 서버와 </w:t>
-      </w:r>
-      <w:r>
-        <w:rPr>
-          <w:rFonts w:ascii="Consolas" w:hAnsi="Consolas"/>
-          <w:sz w:val="17"/>
-        </w:rPr>
-        <w:t>backend/build.gradle</w:t>
-      </w:r>
-      <w:r>
-        <w:t xml:space="preserve">, 각 </w:t>
-      </w:r>
-      <w:r>
-        <w:rPr>
-          <w:rFonts w:ascii="Consolas" w:hAnsi="Consolas"/>
-          <w:sz w:val="17"/>
-        </w:rPr>
-        <w:t>Dockerfile</w:t>
-      </w:r>
-      <w:r>
-        <w:t xml:space="preserve">, </w:t>
-      </w:r>
-      <w:r>
-        <w:rPr>
-          <w:rFonts w:ascii="Consolas" w:hAnsi="Consolas"/>
-          <w:sz w:val="17"/>
-        </w:rPr>
-        <w:t>Jenkinsfile</w:t>
-      </w:r>
-      <w:r>
-        <w:t xml:space="preserve">에서 확인했다. Nginx 경로 설정은 </w:t>
-      </w:r>
-      <w:r>
-        <w:rPr>
-          <w:rFonts w:ascii="Consolas" w:hAnsi="Consolas"/>
-          <w:sz w:val="17"/>
-        </w:rPr>
-        <w:t>docs/SERVER-SETUP.md</w:t>
-      </w:r>
-      <w:r>
-        <w:t xml:space="preserve"> 기준이다. IDE는 작성자 개발 PC 기준이다.</w:t>
-      </w:r>
     </w:p>
     <w:p>
       <w:pPr>
@@ -1474,8 +1415,19 @@
       </w:r>
     </w:p>
     <w:p>
+      <w:pPr>
+        <w:pStyle w:val="ListBullet"/>
+      </w:pPr>
       <w:r>
-        <w:t xml:space="preserve">프론트 변수는 웹 빌드 때 번들에 들어가므로 이미지 빌드 시점에 넘긴다. 백엔드 변수는 컨테이너 실행 시점에 </w:t>
+        <w:t>프론트 변수: 번들에 포함되므로 이미지 빌드 시점에 전달</w:t>
+      </w:r>
+    </w:p>
+    <w:p>
+      <w:pPr>
+        <w:pStyle w:val="ListBullet"/>
+      </w:pPr>
+      <w:r>
+        <w:t xml:space="preserve">백엔드 변수: 컨테이너 실행 시점에 </w:t>
       </w:r>
       <w:r>
         <w:rPr>
@@ -1485,7 +1437,7 @@
         <w:t>-e</w:t>
       </w:r>
       <w:r>
-        <w:t xml:space="preserve">로 넣는다. 운영에서는 Jenkins Credentials가 값을 보관하고 </w:t>
+        <w:t xml:space="preserve">로 전달. 운영은 Jenkins Credentials에 보관 후 </w:t>
       </w:r>
       <w:r>
         <w:rPr>
@@ -1505,7 +1457,75 @@
         <w:t>withCredentials</w:t>
       </w:r>
       <w:r>
-        <w:t>가 주입한다.</w:t>
+        <w:t>로 주입</w:t>
+      </w:r>
+    </w:p>
+    <w:p>
+      <w:pPr>
+        <w:pStyle w:val="ListBullet"/>
+      </w:pPr>
+      <w:r>
+        <w:t xml:space="preserve">로컬 실행: </w:t>
+      </w:r>
+      <w:r>
+        <w:rPr>
+          <w:rFonts w:ascii="Consolas" w:hAnsi="Consolas"/>
+          <w:sz w:val="17"/>
+        </w:rPr>
+        <w:t>backend/.env.example</w:t>
+      </w:r>
+      <w:r>
+        <w:t xml:space="preserve">을 </w:t>
+      </w:r>
+      <w:r>
+        <w:rPr>
+          <w:rFonts w:ascii="Consolas" w:hAnsi="Consolas"/>
+          <w:sz w:val="17"/>
+        </w:rPr>
+        <w:t>backend/.env</w:t>
+      </w:r>
+      <w:r>
+        <w:t xml:space="preserve">로 복사해 값 입력 후 </w:t>
+      </w:r>
+      <w:r>
+        <w:rPr>
+          <w:rFonts w:ascii="Consolas" w:hAnsi="Consolas"/>
+          <w:sz w:val="17"/>
+        </w:rPr>
+        <w:t>backend/</w:t>
+      </w:r>
+      <w:r>
+        <w:t xml:space="preserve">에서 </w:t>
+      </w:r>
+      <w:r>
+        <w:rPr>
+          <w:rFonts w:ascii="Consolas" w:hAnsi="Consolas"/>
+          <w:sz w:val="17"/>
+        </w:rPr>
+        <w:t>docker compose up -d --build</w:t>
+      </w:r>
+      <w:r>
+        <w:t xml:space="preserve">. </w:t>
+      </w:r>
+      <w:r>
+        <w:rPr>
+          <w:rFonts w:ascii="Consolas" w:hAnsi="Consolas"/>
+          <w:sz w:val="17"/>
+        </w:rPr>
+        <w:t>POSTGRES_PASSWORD</w:t>
+      </w:r>
+      <w:r>
+        <w:t xml:space="preserve">, </w:t>
+      </w:r>
+      <w:r>
+        <w:rPr>
+          <w:rFonts w:ascii="Consolas" w:hAnsi="Consolas"/>
+          <w:sz w:val="17"/>
+        </w:rPr>
+        <w:t>GABOLLE_JWT_SECRET</w:t>
+      </w:r>
+      <w:r>
+        <w:t xml:space="preserve"> 필수</w:t>
       </w:r>
     </w:p>
     <w:tbl>
@@ -1655,7 +1675,7 @@
               <w:rPr>
                 <w:sz w:val="17"/>
               </w:rPr>
-              <w:t xml:space="preserve">백엔드 주소. </w:t>
+              <w:t>백엔드 주소(</w:t>
             </w:r>
             <w:r>
               <w:rPr>
@@ -1668,7 +1688,7 @@
               <w:rPr>
                 <w:sz w:val="17"/>
               </w:rPr>
-              <w:t>과 끝 슬래시를 붙이지 않는다</w:t>
+              <w:t>, 끝 슬래시 제외)</w:t>
             </w:r>
           </w:p>
         </w:tc>
@@ -1974,7 +1994,7 @@
               <w:rPr>
                 <w:sz w:val="17"/>
               </w:rPr>
-              <w:t xml:space="preserve">실행 프로필. 운영은 </w:t>
+              <w:t xml:space="preserve">실행 프로필(운영 </w:t>
             </w:r>
             <w:r>
               <w:rPr>
@@ -1982,6 +2002,12 @@
                 <w:sz w:val="17"/>
               </w:rPr>
               <w:t>dev</w:t>
+            </w:r>
+            <w:r>
+              <w:rPr>
+                <w:sz w:val="17"/>
+              </w:rPr>
+              <w:t>)</w:t>
             </w:r>
           </w:p>
         </w:tc>
@@ -2097,7 +2123,7 @@
               <w:rPr>
                 <w:sz w:val="17"/>
               </w:rPr>
-              <w:t>PostgreSQL 접속과 Flyway 대상 스키마</w:t>
+              <w:t>PostgreSQL 접속, Flyway 대상 스키마</w:t>
             </w:r>
           </w:p>
         </w:tc>
@@ -2173,7 +2199,7 @@
               <w:rPr>
                 <w:sz w:val="17"/>
               </w:rPr>
-              <w:t>액세스 토큰 서명 비밀값(필수)</w:t>
+              <w:t>액세스 토큰 서명 키(필수)</w:t>
             </w:r>
           </w:p>
         </w:tc>
@@ -2263,7 +2289,7 @@
               <w:rPr>
                 <w:sz w:val="17"/>
               </w:rPr>
-              <w:t>허용 콜백 주소와 허용 웹 origin</w:t>
+              <w:t>허용 콜백 주소, 허용 웹 origin</w:t>
             </w:r>
           </w:p>
         </w:tc>
@@ -3080,71 +3106,6 @@
       </w:pPr>
     </w:p>
     <w:p>
-      <w:r>
-        <w:t xml:space="preserve">로컬에서는 </w:t>
-      </w:r>
-      <w:r>
-        <w:rPr>
-          <w:rFonts w:ascii="Consolas" w:hAnsi="Consolas"/>
-          <w:sz w:val="17"/>
-        </w:rPr>
-        <w:t>backend/.env.example</w:t>
-      </w:r>
-      <w:r>
-        <w:t xml:space="preserve">을 </w:t>
-      </w:r>
-      <w:r>
-        <w:rPr>
-          <w:rFonts w:ascii="Consolas" w:hAnsi="Consolas"/>
-          <w:sz w:val="17"/>
-        </w:rPr>
-        <w:t>backend/.env</w:t>
-      </w:r>
-      <w:r>
-        <w:t xml:space="preserve">로 복사해 값을 채운 뒤 </w:t>
-      </w:r>
-      <w:r>
-        <w:rPr>
-          <w:rFonts w:ascii="Consolas" w:hAnsi="Consolas"/>
-          <w:sz w:val="17"/>
-        </w:rPr>
-        <w:t>backend/</w:t>
-      </w:r>
-      <w:r>
-        <w:t xml:space="preserve">에서 </w:t>
-      </w:r>
-      <w:r>
-        <w:rPr>
-          <w:rFonts w:ascii="Consolas" w:hAnsi="Consolas"/>
-          <w:sz w:val="17"/>
-        </w:rPr>
-        <w:t>docker compose up -d --build</w:t>
-      </w:r>
-      <w:r>
-        <w:t xml:space="preserve">로 백엔드와 PostgreSQL을 함께 띄운다. </w:t>
-      </w:r>
-      <w:r>
-        <w:rPr>
-          <w:rFonts w:ascii="Consolas" w:hAnsi="Consolas"/>
-          <w:sz w:val="17"/>
-        </w:rPr>
-        <w:t>POSTGRES_PASSWORD</w:t>
-      </w:r>
-      <w:r>
-        <w:t xml:space="preserve">와 </w:t>
-      </w:r>
-      <w:r>
-        <w:rPr>
-          <w:rFonts w:ascii="Consolas" w:hAnsi="Consolas"/>
-          <w:sz w:val="17"/>
-        </w:rPr>
-        <w:t>GABOLLE_JWT_SECRET</w:t>
-      </w:r>
-      <w:r>
-        <w:t>은 필수다.</w:t>
-      </w:r>
-    </w:p>
-    <w:p>
       <w:pPr>
         <w:pStyle w:val="Heading2"/>
       </w:pPr>
@@ -3157,7 +3118,7 @@
         <w:ind w:left="312" w:hanging="255"/>
       </w:pPr>
       <w:r>
-        <w:t xml:space="preserve">1. 운영 Jenkins는 </w:t>
+        <w:t xml:space="preserve">1. 배포 대상 브랜치: 운영 Jenkins는 </w:t>
       </w:r>
       <w:r>
         <w:rPr>
@@ -3177,7 +3138,7 @@
         <w:t>front/dev</w:t>
       </w:r>
       <w:r>
-        <w:t xml:space="preserve">를 배포한다. </w:t>
+        <w:t xml:space="preserve">를 배포. </w:t>
       </w:r>
       <w:r>
         <w:rPr>
@@ -3187,7 +3148,7 @@
         <w:t>main</w:t>
       </w:r>
       <w:r>
-        <w:t>에 머지해도 자동 배포되지 않는다.</w:t>
+        <w:t xml:space="preserve"> 머지만으로는 자동 배포되지 않음</w:t>
       </w:r>
     </w:p>
     <w:p>
@@ -3195,7 +3156,7 @@
         <w:ind w:left="312" w:hanging="255"/>
       </w:pPr>
       <w:r>
-        <w:t xml:space="preserve">2. 백엔드 배포는 운영 DB에 적용된 Flyway 버전과 새 SQL 순서를 먼저 검사한다. 새 이미지를 </w:t>
+        <w:t xml:space="preserve">2. 무중단 교체: 백엔드는 운영 DB의 Flyway 버전과 새 SQL 순서를 먼저 검사한 뒤 </w:t>
       </w:r>
       <w:r>
         <w:rPr>
@@ -3205,7 +3166,7 @@
         <w:t>candidate</w:t>
       </w:r>
       <w:r>
-        <w:t xml:space="preserve">로 띄워 </w:t>
+        <w:t xml:space="preserve"> 컨테이너를 띄우고, </w:t>
       </w:r>
       <w:r>
         <w:rPr>
@@ -3215,7 +3176,7 @@
         <w:t>/actuator/health</w:t>
       </w:r>
       <w:r>
-        <w:t xml:space="preserve">가 정상일 때만 </w:t>
+        <w:t xml:space="preserve"> 정상 시에만 </w:t>
       </w:r>
       <w:r>
         <w:rPr>
@@ -3225,7 +3186,7 @@
         <w:t>latest</w:t>
       </w:r>
       <w:r>
-        <w:t>로 올린다. 프론트도 같은 방식이다.</w:t>
+        <w:t>로 승격. 프론트도 같은 방식</w:t>
       </w:r>
     </w:p>
     <w:p>
@@ -3233,7 +3194,7 @@
         <w:ind w:left="312" w:hanging="255"/>
       </w:pPr>
       <w:r>
-        <w:t xml:space="preserve">3. Nginx의 </w:t>
+        <w:t xml:space="preserve">3. Nginx 프록시: </w:t>
       </w:r>
       <w:r>
         <w:rPr>
@@ -3243,7 +3204,7 @@
         <w:t>/api/</w:t>
       </w:r>
       <w:r>
-        <w:t xml:space="preserve"> </w:t>
+        <w:t xml:space="preserve">의 </w:t>
       </w:r>
       <w:r>
         <w:rPr>
@@ -3273,7 +3234,7 @@
         <w:t>/api</w:t>
       </w:r>
       <w:r>
-        <w:t xml:space="preserve"> 접두사가 사라진다. </w:t>
+        <w:t xml:space="preserve"> 접두사가 제거되므로 </w:t>
       </w:r>
       <w:r>
         <w:rPr>
@@ -3283,7 +3244,7 @@
         <w:t>proxy_pass http://localhost:8080;</w:t>
       </w:r>
       <w:r>
-        <w:t>로 둔다.</w:t>
+        <w:t xml:space="preserve"> 형태 유지</w:t>
       </w:r>
     </w:p>
     <w:p>
@@ -3291,7 +3252,17 @@
         <w:ind w:left="312" w:hanging="255"/>
       </w:pPr>
       <w:r>
-        <w:t xml:space="preserve">4. Nginx 기본 업로드 한도가 1MB라 사진 업로드를 위해 </w:t>
+        <w:t xml:space="preserve">4. 업로드 한도: Nginx 기본값 1MB로는 사진 업로드 실패. </w:t>
+      </w:r>
+      <w:r>
+        <w:rPr>
+          <w:rFonts w:ascii="Consolas" w:hAnsi="Consolas"/>
+          <w:sz w:val="17"/>
+        </w:rPr>
+        <w:t>/etc/nginx/conf.d/upload-size.conf</w:t>
+      </w:r>
+      <w:r>
+        <w:t xml:space="preserve">에 </w:t>
       </w:r>
       <w:r>
         <w:rPr>
@@ -3301,17 +3272,7 @@
         <w:t>client_max_body_size 5m</w:t>
       </w:r>
       <w:r>
-        <w:t xml:space="preserve">을 둔다. 설정 파일은 </w:t>
-      </w:r>
-      <w:r>
-        <w:rPr>
-          <w:rFonts w:ascii="Consolas" w:hAnsi="Consolas"/>
-          <w:sz w:val="17"/>
-        </w:rPr>
-        <w:t>/etc/nginx/conf.d/upload-size.conf</w:t>
-      </w:r>
-      <w:r>
-        <w:t>다.</w:t>
+        <w:t xml:space="preserve"> 설정</w:t>
       </w:r>
     </w:p>
     <w:p>
@@ -3319,7 +3280,7 @@
         <w:ind w:left="312" w:hanging="255"/>
       </w:pPr>
       <w:r>
-        <w:t xml:space="preserve">5. </w:t>
+        <w:t xml:space="preserve">5. 프론트 변수 누락: </w:t>
       </w:r>
       <w:r>
         <w:rPr>
@@ -3329,7 +3290,7 @@
         <w:t>EXPO_PUBLIC_*</w:t>
       </w:r>
       <w:r>
-        <w:t>가 빠져도 프론트 빌드는 경고만 내고 끝난다. 배포 뒤 로그인·지도·API 연결을 화면에서 확인한다.</w:t>
+        <w:t>가 빠져도 빌드는 경고만 내고 완료되므로 배포 후 로그인·지도·API 연결 점검</w:t>
       </w:r>
     </w:p>
     <w:p>
@@ -3337,7 +3298,7 @@
         <w:ind w:left="312" w:hanging="255"/>
       </w:pPr>
       <w:r>
-        <w:t xml:space="preserve">6. 운영 DB명은 </w:t>
+        <w:t xml:space="preserve">6. DB 이름: 운영 </w:t>
       </w:r>
       <w:r>
         <w:rPr>
@@ -3347,7 +3308,7 @@
         <w:t>app_db</w:t>
       </w:r>
       <w:r>
-        <w:t xml:space="preserve">, 로컬 Compose 기본 DB명은 </w:t>
+        <w:t xml:space="preserve">, 로컬 Compose 기본값 </w:t>
       </w:r>
       <w:r>
         <w:rPr>
@@ -3355,9 +3316,6 @@
           <w:sz w:val="17"/>
         </w:rPr>
         <w:t>gabolle</w:t>
-      </w:r>
-      <w:r>
-        <w:t>이다.</w:t>
       </w:r>
     </w:p>
     <w:p>
@@ -3393,7 +3351,7 @@
         </w:trPr>
         <w:tc>
           <w:tcPr>
-            <w:tcW w:type="dxa" w:w="5426"/>
+            <w:tcW w:type="dxa" w:w="5355"/>
             <w:vAlign w:val="center"/>
             <w:tcMar>
               <w:top w:w="90" w:type="dxa"/>
@@ -3418,7 +3376,7 @@
         </w:tc>
         <w:tc>
           <w:tcPr>
-            <w:tcW w:type="dxa" w:w="4212"/>
+            <w:tcW w:type="dxa" w:w="4282"/>
             <w:vAlign w:val="center"/>
             <w:tcMar>
               <w:top w:w="90" w:type="dxa"/>
@@ -3448,7 +3406,7 @@
         </w:trPr>
         <w:tc>
           <w:tcPr>
-            <w:tcW w:type="dxa" w:w="5426"/>
+            <w:tcW w:type="dxa" w:w="5355"/>
             <w:vAlign w:val="center"/>
             <w:tcMar>
               <w:top w:w="90" w:type="dxa"/>
@@ -3472,7 +3430,7 @@
         </w:tc>
         <w:tc>
           <w:tcPr>
-            <w:tcW w:type="dxa" w:w="4212"/>
+            <w:tcW w:type="dxa" w:w="4282"/>
             <w:vAlign w:val="center"/>
             <w:tcMar>
               <w:top w:w="90" w:type="dxa"/>
@@ -3500,7 +3458,7 @@
         </w:trPr>
         <w:tc>
           <w:tcPr>
-            <w:tcW w:type="dxa" w:w="5426"/>
+            <w:tcW w:type="dxa" w:w="5355"/>
             <w:vAlign w:val="center"/>
             <w:tcMar>
               <w:top w:w="90" w:type="dxa"/>
@@ -3525,7 +3483,7 @@
         </w:tc>
         <w:tc>
           <w:tcPr>
-            <w:tcW w:type="dxa" w:w="4212"/>
+            <w:tcW w:type="dxa" w:w="4282"/>
             <w:vAlign w:val="center"/>
             <w:tcMar>
               <w:top w:w="90" w:type="dxa"/>
@@ -3567,7 +3525,7 @@
         </w:trPr>
         <w:tc>
           <w:tcPr>
-            <w:tcW w:type="dxa" w:w="5426"/>
+            <w:tcW w:type="dxa" w:w="5355"/>
             <w:vAlign w:val="center"/>
             <w:tcMar>
               <w:top w:w="90" w:type="dxa"/>
@@ -3604,7 +3562,7 @@
         </w:tc>
         <w:tc>
           <w:tcPr>
-            <w:tcW w:type="dxa" w:w="4212"/>
+            <w:tcW w:type="dxa" w:w="4282"/>
             <w:vAlign w:val="center"/>
             <w:tcMar>
               <w:top w:w="90" w:type="dxa"/>
@@ -3621,7 +3579,7 @@
               <w:rPr>
                 <w:sz w:val="17"/>
               </w:rPr>
-              <w:t>로컬 DB 이름·계정·비밀번호 변수와 컨테이너 전달 목록</w:t>
+              <w:t>로컬 DB 이름·계정·비밀번호 변수, 컨테이너 전달 목록</w:t>
             </w:r>
           </w:p>
         </w:tc>
@@ -3632,7 +3590,7 @@
         </w:trPr>
         <w:tc>
           <w:tcPr>
-            <w:tcW w:type="dxa" w:w="5426"/>
+            <w:tcW w:type="dxa" w:w="5355"/>
             <w:vAlign w:val="center"/>
             <w:tcMar>
               <w:top w:w="90" w:type="dxa"/>
@@ -3670,7 +3628,7 @@
         </w:tc>
         <w:tc>
           <w:tcPr>
-            <w:tcW w:type="dxa" w:w="4212"/>
+            <w:tcW w:type="dxa" w:w="4282"/>
             <w:vAlign w:val="center"/>
             <w:tcMar>
               <w:top w:w="90" w:type="dxa"/>
@@ -3688,7 +3646,7 @@
               <w:rPr>
                 <w:sz w:val="17"/>
               </w:rPr>
-              <w:t>운영 Jenkins Credentials ID와 컨테이너 전달값</w:t>
+              <w:t>운영 Jenkins Credentials ID, 컨테이너 전달값</w:t>
             </w:r>
           </w:p>
         </w:tc>
@@ -3699,7 +3657,7 @@
         </w:trPr>
         <w:tc>
           <w:tcPr>
-            <w:tcW w:type="dxa" w:w="5426"/>
+            <w:tcW w:type="dxa" w:w="5355"/>
             <w:vAlign w:val="center"/>
             <w:tcMar>
               <w:top w:w="90" w:type="dxa"/>
@@ -3749,7 +3707,7 @@
         </w:tc>
         <w:tc>
           <w:tcPr>
-            <w:tcW w:type="dxa" w:w="4212"/>
+            <w:tcW w:type="dxa" w:w="4282"/>
             <w:vAlign w:val="center"/>
             <w:tcMar>
               <w:top w:w="90" w:type="dxa"/>
@@ -3766,7 +3724,7 @@
               <w:rPr>
                 <w:sz w:val="17"/>
               </w:rPr>
-              <w:t xml:space="preserve">운영 PostgreSQL 관리자와 </w:t>
+              <w:t xml:space="preserve">운영 PostgreSQL 관리자 계정, </w:t>
             </w:r>
             <w:r>
               <w:rPr>
@@ -3816,7 +3774,7 @@
         </w:trPr>
         <w:tc>
           <w:tcPr>
-            <w:tcW w:type="dxa" w:w="5426"/>
+            <w:tcW w:type="dxa" w:w="5355"/>
             <w:vAlign w:val="center"/>
             <w:tcMar>
               <w:top w:w="90" w:type="dxa"/>
@@ -3841,7 +3799,7 @@
         </w:tc>
         <w:tc>
           <w:tcPr>
-            <w:tcW w:type="dxa" w:w="4212"/>
+            <w:tcW w:type="dxa" w:w="4282"/>
             <w:vAlign w:val="center"/>
             <w:tcMar>
               <w:top w:w="90" w:type="dxa"/>
@@ -3859,7 +3817,7 @@
               <w:rPr>
                 <w:sz w:val="17"/>
               </w:rPr>
-              <w:t>Flyway 스키마 이력(ERD의 근거)</w:t>
+              <w:t>Flyway 스키마 이력</w:t>
             </w:r>
           </w:p>
         </w:tc>
@@ -3870,7 +3828,7 @@
         </w:trPr>
         <w:tc>
           <w:tcPr>
-            <w:tcW w:type="dxa" w:w="5426"/>
+            <w:tcW w:type="dxa" w:w="5355"/>
             <w:vAlign w:val="center"/>
             <w:tcMar>
               <w:top w:w="90" w:type="dxa"/>
@@ -3920,7 +3878,7 @@
         </w:tc>
         <w:tc>
           <w:tcPr>
-            <w:tcW w:type="dxa" w:w="4212"/>
+            <w:tcW w:type="dxa" w:w="4282"/>
             <w:vAlign w:val="center"/>
             <w:tcMar>
               <w:top w:w="90" w:type="dxa"/>
@@ -3949,8 +3907,11 @@
       </w:pPr>
     </w:p>
     <w:p>
+      <w:pPr>
+        <w:pStyle w:val="ListBullet"/>
+      </w:pPr>
       <w:r>
-        <w:t xml:space="preserve">ERD는 </w:t>
+        <w:t xml:space="preserve">ERD: </w:t>
       </w:r>
       <w:hyperlink r:id="rId9">
         <w:r>
@@ -3960,13 +3921,23 @@
           <w:t>GABOLLE ERD (FigJam)</w:t>
         </w:r>
       </w:hyperlink>
-      <w:r>
-        <w:t>에 있다. 실제 값은 저장소에 없고 운영 Jenkins Credentials에만 있다.</w:t>
-      </w:r>
     </w:p>
     <w:p>
+      <w:pPr>
+        <w:pStyle w:val="ListBullet"/>
+      </w:pPr>
       <w:r>
-        <w:t>운영 DB는 호스트 포트가 열려 있지 않아 사무국 지급 PEM으로 서버에 SSH 접속한 뒤 컨테이너 안에서 접속한다. 2026-09-28에 아래 명령으로 접속과 조회를 확인했다.</w:t>
+        <w:t xml:space="preserve">운영 DB 접속: 호스트 포트 미공개. 사무국 지급 PEM으로 서버에 SSH 접속 후 컨테이너 안에서 </w:t>
+      </w:r>
+      <w:r>
+        <w:rPr>
+          <w:rFonts w:ascii="Consolas" w:hAnsi="Consolas"/>
+          <w:sz w:val="17"/>
+        </w:rPr>
+        <w:t>psql</w:t>
+      </w:r>
+      <w:r>
+        <w:t xml:space="preserve"> 실행</w:t>
       </w:r>
     </w:p>
     <w:p>
@@ -3997,8 +3968,11 @@
       </w:r>
     </w:p>
     <w:p>
+      <w:pPr>
+        <w:pStyle w:val="ListBullet"/>
+      </w:pPr>
       <w:r>
-        <w:t xml:space="preserve">Linux·macOS에서는 먼저 </w:t>
+        <w:t xml:space="preserve">Linux·macOS: 접속 전 </w:t>
       </w:r>
       <w:r>
         <w:rPr>
@@ -4007,8 +3981,13 @@
         </w:rPr>
         <w:t>chmod 600 &lt;지급받은 키&gt;.pem</w:t>
       </w:r>
+    </w:p>
+    <w:p>
+      <w:pPr>
+        <w:pStyle w:val="ListBullet"/>
+      </w:pPr>
       <w:r>
-        <w:t xml:space="preserve">으로 권한을 줄인다. 같은 인스턴스에 </w:t>
+        <w:t xml:space="preserve">같은 인스턴스에 </w:t>
       </w:r>
       <w:r>
         <w:rPr>
@@ -4028,7 +4007,7 @@
         <w:t>mlflow_db</w:t>
       </w:r>
       <w:r>
-        <w:t xml:space="preserve">가 함께 있고 서비스 데이터는 </w:t>
+        <w:t xml:space="preserve"> 함께 운영. 서비스 데이터는 </w:t>
       </w:r>
       <w:r>
         <w:rPr>
@@ -4048,7 +4027,7 @@
         <w:t>gabolle</w:t>
       </w:r>
       <w:r>
-        <w:t xml:space="preserve"> 스키마에 있다.</w:t>
+        <w:t xml:space="preserve"> 스키마</w:t>
       </w:r>
     </w:p>
     <w:p>
@@ -4057,11 +4036,6 @@
       </w:pPr>
       <w:r>
         <w:t>2. 외부 서비스</w:t>
-      </w:r>
-    </w:p>
-    <w:p>
-      <w:r>
-        <w:t>키 값과 콘솔 계정은 싣지 않았다. 발급받은 값은 1장 2)의 변수에 넣는다.</w:t>
       </w:r>
     </w:p>
     <w:tbl>
@@ -4090,7 +4064,7 @@
         </w:trPr>
         <w:tc>
           <w:tcPr>
-            <w:tcW w:type="dxa" w:w="1314"/>
+            <w:tcW w:type="dxa" w:w="1316"/>
             <w:vAlign w:val="center"/>
             <w:tcMar>
               <w:top w:w="90" w:type="dxa"/>
@@ -4115,7 +4089,7 @@
         </w:tc>
         <w:tc>
           <w:tcPr>
-            <w:tcW w:type="dxa" w:w="3750"/>
+            <w:tcW w:type="dxa" w:w="3653"/>
             <w:vAlign w:val="center"/>
             <w:tcMar>
               <w:top w:w="90" w:type="dxa"/>
@@ -4140,7 +4114,7 @@
         </w:tc>
         <w:tc>
           <w:tcPr>
-            <w:tcW w:type="dxa" w:w="4574"/>
+            <w:tcW w:type="dxa" w:w="4669"/>
             <w:vAlign w:val="center"/>
             <w:tcMar>
               <w:top w:w="90" w:type="dxa"/>
@@ -4170,7 +4144,7 @@
         </w:trPr>
         <w:tc>
           <w:tcPr>
-            <w:tcW w:type="dxa" w:w="1314"/>
+            <w:tcW w:type="dxa" w:w="1316"/>
             <w:vAlign w:val="center"/>
             <w:tcMar>
               <w:top w:w="90" w:type="dxa"/>
@@ -4193,7 +4167,7 @@
         </w:tc>
         <w:tc>
           <w:tcPr>
-            <w:tcW w:type="dxa" w:w="3750"/>
+            <w:tcW w:type="dxa" w:w="3653"/>
             <w:vAlign w:val="center"/>
             <w:tcMar>
               <w:top w:w="90" w:type="dxa"/>
@@ -4210,13 +4184,13 @@
               <w:rPr>
                 <w:sz w:val="17"/>
               </w:rPr>
-              <w:t>Google Cloud Console에서 OAuth 클라이언트(웹)를 만들고 승인된 리디렉션 URI에 콜백 주소를 등록한다</w:t>
+              <w:t>Google Cloud Console에서 OAuth 클라이언트(웹) 생성, 승인된 리디렉션 URI에 콜백 주소 등록</w:t>
             </w:r>
           </w:p>
         </w:tc>
         <w:tc>
           <w:tcPr>
-            <w:tcW w:type="dxa" w:w="4574"/>
+            <w:tcW w:type="dxa" w:w="4669"/>
             <w:vAlign w:val="center"/>
             <w:tcMar>
               <w:top w:w="90" w:type="dxa"/>
@@ -4271,7 +4245,7 @@
         </w:trPr>
         <w:tc>
           <w:tcPr>
-            <w:tcW w:type="dxa" w:w="1314"/>
+            <w:tcW w:type="dxa" w:w="1316"/>
             <w:vAlign w:val="center"/>
             <w:tcMar>
               <w:top w:w="90" w:type="dxa"/>
@@ -4295,7 +4269,7 @@
         </w:tc>
         <w:tc>
           <w:tcPr>
-            <w:tcW w:type="dxa" w:w="3750"/>
+            <w:tcW w:type="dxa" w:w="3653"/>
             <w:vAlign w:val="center"/>
             <w:tcMar>
               <w:top w:w="90" w:type="dxa"/>
@@ -4313,13 +4287,13 @@
               <w:rPr>
                 <w:sz w:val="17"/>
               </w:rPr>
-              <w:t>NAVER Developers에서 애플리케이션을 등록하고 네아로 Callback URL을 입력한다</w:t>
+              <w:t>NAVER Developers에서 애플리케이션 등록, 네아로 Callback URL 입력</w:t>
             </w:r>
           </w:p>
         </w:tc>
         <w:tc>
           <w:tcPr>
-            <w:tcW w:type="dxa" w:w="4574"/>
+            <w:tcW w:type="dxa" w:w="4669"/>
             <w:vAlign w:val="center"/>
             <w:tcMar>
               <w:top w:w="90" w:type="dxa"/>
@@ -4375,7 +4349,7 @@
         </w:trPr>
         <w:tc>
           <w:tcPr>
-            <w:tcW w:type="dxa" w:w="1314"/>
+            <w:tcW w:type="dxa" w:w="1316"/>
             <w:vAlign w:val="center"/>
             <w:tcMar>
               <w:top w:w="90" w:type="dxa"/>
@@ -4398,7 +4372,7 @@
         </w:tc>
         <w:tc>
           <w:tcPr>
-            <w:tcW w:type="dxa" w:w="3750"/>
+            <w:tcW w:type="dxa" w:w="3653"/>
             <w:vAlign w:val="center"/>
             <w:tcMar>
               <w:top w:w="90" w:type="dxa"/>
@@ -4415,13 +4389,13 @@
               <w:rPr>
                 <w:sz w:val="17"/>
               </w:rPr>
-              <w:t>Kakao Developers에서 앱을 만들고 카카오 로그인 Redirect URI, 웹 사이트 도메인을 등록한다. REST API 키는 로그인과 길찾기, JavaScript 키는 지도에 쓴다</w:t>
+              <w:t>Kakao Developers에서 앱 생성, 카카오 로그인 Redirect URI와 웹 사이트 도메인 등록. REST API 키는 로그인·길찾기, JavaScript 키는 지도용</w:t>
             </w:r>
           </w:p>
         </w:tc>
         <w:tc>
           <w:tcPr>
-            <w:tcW w:type="dxa" w:w="4574"/>
+            <w:tcW w:type="dxa" w:w="4669"/>
             <w:vAlign w:val="center"/>
             <w:tcMar>
               <w:top w:w="90" w:type="dxa"/>
@@ -4502,7 +4476,7 @@
         </w:trPr>
         <w:tc>
           <w:tcPr>
-            <w:tcW w:type="dxa" w:w="1314"/>
+            <w:tcW w:type="dxa" w:w="1316"/>
             <w:vAlign w:val="center"/>
             <w:tcMar>
               <w:top w:w="90" w:type="dxa"/>
@@ -4526,7 +4500,7 @@
         </w:tc>
         <w:tc>
           <w:tcPr>
-            <w:tcW w:type="dxa" w:w="3750"/>
+            <w:tcW w:type="dxa" w:w="3653"/>
             <w:vAlign w:val="center"/>
             <w:tcMar>
               <w:top w:w="90" w:type="dxa"/>
@@ -4544,13 +4518,13 @@
               <w:rPr>
                 <w:sz w:val="17"/>
               </w:rPr>
-              <w:t>Apple Developer에서 Service ID, Team ID, Key ID와 .p8 키를 발급하고 Return URL을 등록한다</w:t>
+              <w:t>Apple Developer에서 Service ID, Team ID, Key ID, .p8 키 발급 후 Return URL 등록</w:t>
             </w:r>
           </w:p>
         </w:tc>
         <w:tc>
           <w:tcPr>
-            <w:tcW w:type="dxa" w:w="4574"/>
+            <w:tcW w:type="dxa" w:w="4669"/>
             <w:vAlign w:val="center"/>
             <w:tcMar>
               <w:top w:w="90" w:type="dxa"/>
@@ -4632,7 +4606,7 @@
         </w:trPr>
         <w:tc>
           <w:tcPr>
-            <w:tcW w:type="dxa" w:w="1314"/>
+            <w:tcW w:type="dxa" w:w="1316"/>
             <w:vAlign w:val="center"/>
             <w:tcMar>
               <w:top w:w="90" w:type="dxa"/>
@@ -4655,7 +4629,7 @@
         </w:tc>
         <w:tc>
           <w:tcPr>
-            <w:tcW w:type="dxa" w:w="3750"/>
+            <w:tcW w:type="dxa" w:w="3653"/>
             <w:vAlign w:val="center"/>
             <w:tcMar>
               <w:top w:w="90" w:type="dxa"/>
@@ -4672,13 +4646,13 @@
               <w:rPr>
                 <w:sz w:val="17"/>
               </w:rPr>
-              <w:t>SSAFY에서 GMS 키를 발급받는다. 메뉴판 읽기, 여행 이름 추천, 번역이 같은 키를 쓴다</w:t>
+              <w:t>SSAFY에서 GMS 키 발급. 메뉴판 읽기, 여행 이름 추천, 번역에 공통 사용</w:t>
             </w:r>
           </w:p>
         </w:tc>
         <w:tc>
           <w:tcPr>
-            <w:tcW w:type="dxa" w:w="4574"/>
+            <w:tcW w:type="dxa" w:w="4669"/>
             <w:vAlign w:val="center"/>
             <w:tcMar>
               <w:top w:w="90" w:type="dxa"/>
@@ -4707,7 +4681,7 @@
         </w:trPr>
         <w:tc>
           <w:tcPr>
-            <w:tcW w:type="dxa" w:w="1314"/>
+            <w:tcW w:type="dxa" w:w="1316"/>
             <w:vAlign w:val="center"/>
             <w:tcMar>
               <w:top w:w="90" w:type="dxa"/>
@@ -4731,7 +4705,7 @@
         </w:tc>
         <w:tc>
           <w:tcPr>
-            <w:tcW w:type="dxa" w:w="3750"/>
+            <w:tcW w:type="dxa" w:w="3653"/>
             <w:vAlign w:val="center"/>
             <w:tcMar>
               <w:top w:w="90" w:type="dxa"/>
@@ -4749,13 +4723,13 @@
               <w:rPr>
                 <w:sz w:val="17"/>
               </w:rPr>
-              <w:t>Google AI Studio에서 API 키를 발급받는다. 자연어 도우미에 쓴다</w:t>
+              <w:t>Google AI Studio에서 API 키 발급. 자연어 도우미용</w:t>
             </w:r>
           </w:p>
         </w:tc>
         <w:tc>
           <w:tcPr>
-            <w:tcW w:type="dxa" w:w="4574"/>
+            <w:tcW w:type="dxa" w:w="4669"/>
             <w:vAlign w:val="center"/>
             <w:tcMar>
               <w:top w:w="90" w:type="dxa"/>
@@ -4785,7 +4759,7 @@
         </w:trPr>
         <w:tc>
           <w:tcPr>
-            <w:tcW w:type="dxa" w:w="1314"/>
+            <w:tcW w:type="dxa" w:w="1316"/>
             <w:vAlign w:val="center"/>
             <w:tcMar>
               <w:top w:w="90" w:type="dxa"/>
@@ -4808,7 +4782,7 @@
         </w:tc>
         <w:tc>
           <w:tcPr>
-            <w:tcW w:type="dxa" w:w="3750"/>
+            <w:tcW w:type="dxa" w:w="3653"/>
             <w:vAlign w:val="center"/>
             <w:tcMar>
               <w:top w:w="90" w:type="dxa"/>
@@ -4825,13 +4799,13 @@
               <w:rPr>
                 <w:sz w:val="17"/>
               </w:rPr>
-              <w:t>data.go.kr 가입 후 TourAPI 관광정보, 무장애 여행정보, 부산 버스 위치(BIMS), TAGO 정류소·도착정보를 활용신청한다</w:t>
+              <w:t>data.go.kr 가입 후 TourAPI 관광정보, 무장애 여행정보, 부산 버스 위치(BIMS), TAGO 정류소·도착정보 활용신청</w:t>
             </w:r>
           </w:p>
         </w:tc>
         <w:tc>
           <w:tcPr>
-            <w:tcW w:type="dxa" w:w="4574"/>
+            <w:tcW w:type="dxa" w:w="4669"/>
             <w:vAlign w:val="center"/>
             <w:tcMar>
               <w:top w:w="90" w:type="dxa"/>
@@ -4879,7 +4853,7 @@
         </w:trPr>
         <w:tc>
           <w:tcPr>
-            <w:tcW w:type="dxa" w:w="1314"/>
+            <w:tcW w:type="dxa" w:w="1316"/>
             <w:vAlign w:val="center"/>
             <w:tcMar>
               <w:top w:w="90" w:type="dxa"/>
@@ -4903,7 +4877,7 @@
         </w:tc>
         <w:tc>
           <w:tcPr>
-            <w:tcW w:type="dxa" w:w="3750"/>
+            <w:tcW w:type="dxa" w:w="3653"/>
             <w:vAlign w:val="center"/>
             <w:tcMar>
               <w:top w:w="90" w:type="dxa"/>
@@ -4921,13 +4895,13 @@
               <w:rPr>
                 <w:sz w:val="17"/>
               </w:rPr>
-              <w:t>기상청 API 허브에서 인증키를 발급받는다. data.go.kr 키와 다르다</w:t>
+              <w:t>기상청 API 허브에서 인증키 발급(data.go.kr 키와 별개)</w:t>
             </w:r>
           </w:p>
         </w:tc>
         <w:tc>
           <w:tcPr>
-            <w:tcW w:type="dxa" w:w="4574"/>
+            <w:tcW w:type="dxa" w:w="4669"/>
             <w:vAlign w:val="center"/>
             <w:tcMar>
               <w:top w:w="90" w:type="dxa"/>
@@ -4957,7 +4931,7 @@
         </w:trPr>
         <w:tc>
           <w:tcPr>
-            <w:tcW w:type="dxa" w:w="1314"/>
+            <w:tcW w:type="dxa" w:w="1316"/>
             <w:vAlign w:val="center"/>
             <w:tcMar>
               <w:top w:w="90" w:type="dxa"/>
@@ -4980,7 +4954,7 @@
         </w:tc>
         <w:tc>
           <w:tcPr>
-            <w:tcW w:type="dxa" w:w="3750"/>
+            <w:tcW w:type="dxa" w:w="3653"/>
             <w:vAlign w:val="center"/>
             <w:tcMar>
               <w:top w:w="90" w:type="dxa"/>
@@ -4997,13 +4971,13 @@
               <w:rPr>
                 <w:sz w:val="17"/>
               </w:rPr>
-              <w:t>한국수출입은행 Open API에서 인증키를 발급받는다</w:t>
+              <w:t>한국수출입은행 Open API에서 인증키 발급</w:t>
             </w:r>
           </w:p>
         </w:tc>
         <w:tc>
           <w:tcPr>
-            <w:tcW w:type="dxa" w:w="4574"/>
+            <w:tcW w:type="dxa" w:w="4669"/>
             <w:vAlign w:val="center"/>
             <w:tcMar>
               <w:top w:w="90" w:type="dxa"/>
@@ -5032,7 +5006,7 @@
         </w:trPr>
         <w:tc>
           <w:tcPr>
-            <w:tcW w:type="dxa" w:w="1314"/>
+            <w:tcW w:type="dxa" w:w="1316"/>
             <w:vAlign w:val="center"/>
             <w:tcMar>
               <w:top w:w="90" w:type="dxa"/>
@@ -5056,7 +5030,7 @@
         </w:tc>
         <w:tc>
           <w:tcPr>
-            <w:tcW w:type="dxa" w:w="3750"/>
+            <w:tcW w:type="dxa" w:w="3653"/>
             <w:vAlign w:val="center"/>
             <w:tcMar>
               <w:top w:w="90" w:type="dxa"/>
@@ -5074,13 +5048,13 @@
               <w:rPr>
                 <w:sz w:val="17"/>
               </w:rPr>
-              <w:t>Mapillary 개발자 페이지에서 앱을 등록하고 토큰을 발급받는다. 거리 이미지 수집에 쓴다</w:t>
+              <w:t>Mapillary 개발자 페이지에서 앱 등록 후 토큰 발급. 거리 이미지 수집용</w:t>
             </w:r>
           </w:p>
         </w:tc>
         <w:tc>
           <w:tcPr>
-            <w:tcW w:type="dxa" w:w="4574"/>
+            <w:tcW w:type="dxa" w:w="4669"/>
             <w:vAlign w:val="center"/>
             <w:tcMar>
               <w:top w:w="90" w:type="dxa"/>
@@ -5110,7 +5084,7 @@
         </w:trPr>
         <w:tc>
           <w:tcPr>
-            <w:tcW w:type="dxa" w:w="1314"/>
+            <w:tcW w:type="dxa" w:w="1316"/>
             <w:vAlign w:val="center"/>
             <w:tcMar>
               <w:top w:w="90" w:type="dxa"/>
@@ -5133,7 +5107,7 @@
         </w:tc>
         <w:tc>
           <w:tcPr>
-            <w:tcW w:type="dxa" w:w="3750"/>
+            <w:tcW w:type="dxa" w:w="3653"/>
             <w:vAlign w:val="center"/>
             <w:tcMar>
               <w:top w:w="90" w:type="dxa"/>
@@ -5150,13 +5124,13 @@
               <w:rPr>
                 <w:sz w:val="17"/>
               </w:rPr>
-              <w:t>발송 계정에 2단계 인증을 켜고 앱 비밀번호를 만든다</w:t>
+              <w:t>발송 계정에 2단계 인증 설정 후 앱 비밀번호 생성</w:t>
             </w:r>
           </w:p>
         </w:tc>
         <w:tc>
           <w:tcPr>
-            <w:tcW w:type="dxa" w:w="4574"/>
+            <w:tcW w:type="dxa" w:w="4669"/>
             <w:vAlign w:val="center"/>
             <w:tcMar>
               <w:top w:w="90" w:type="dxa"/>
@@ -5185,7 +5159,7 @@
         </w:trPr>
         <w:tc>
           <w:tcPr>
-            <w:tcW w:type="dxa" w:w="1314"/>
+            <w:tcW w:type="dxa" w:w="1316"/>
             <w:vAlign w:val="center"/>
             <w:tcMar>
               <w:top w:w="90" w:type="dxa"/>
@@ -5209,7 +5183,7 @@
         </w:tc>
         <w:tc>
           <w:tcPr>
-            <w:tcW w:type="dxa" w:w="3750"/>
+            <w:tcW w:type="dxa" w:w="3653"/>
             <w:vAlign w:val="center"/>
             <w:tcMar>
               <w:top w:w="90" w:type="dxa"/>
@@ -5227,13 +5201,13 @@
               <w:rPr>
                 <w:sz w:val="17"/>
               </w:rPr>
-              <w:t>Expo 계정으로 프로젝트에 접근해 앱을 빌드한다</w:t>
+              <w:t>Expo 계정으로 프로젝트 접근 후 앱 빌드</w:t>
             </w:r>
           </w:p>
         </w:tc>
         <w:tc>
           <w:tcPr>
-            <w:tcW w:type="dxa" w:w="4574"/>
+            <w:tcW w:type="dxa" w:w="4669"/>
             <w:vAlign w:val="center"/>
             <w:tcMar>
               <w:top w:w="90" w:type="dxa"/>
@@ -5269,7 +5243,7 @@
         </w:trPr>
         <w:tc>
           <w:tcPr>
-            <w:tcW w:type="dxa" w:w="1314"/>
+            <w:tcW w:type="dxa" w:w="1316"/>
             <w:vAlign w:val="center"/>
             <w:tcMar>
               <w:top w:w="90" w:type="dxa"/>
@@ -5292,7 +5266,7 @@
         </w:tc>
         <w:tc>
           <w:tcPr>
-            <w:tcW w:type="dxa" w:w="3750"/>
+            <w:tcW w:type="dxa" w:w="3653"/>
             <w:vAlign w:val="center"/>
             <w:tcMar>
               <w:top w:w="90" w:type="dxa"/>
@@ -5309,13 +5283,13 @@
               <w:rPr>
                 <w:sz w:val="17"/>
               </w:rPr>
-              <w:t>별도 가입 없이 운영 서버 Docker로 띄운 S3 호환 저장소다</w:t>
+              <w:t>운영 서버 Docker로 구동하는 S3 호환 저장소(별도 가입 없음)</w:t>
             </w:r>
           </w:p>
         </w:tc>
         <w:tc>
           <w:tcPr>
-            <w:tcW w:type="dxa" w:w="4574"/>
+            <w:tcW w:type="dxa" w:w="4669"/>
             <w:vAlign w:val="center"/>
             <w:tcMar>
               <w:top w:w="90" w:type="dxa"/>
@@ -5345,28 +5319,11 @@
       </w:pPr>
     </w:p>
     <w:p>
+      <w:pPr>
+        <w:pStyle w:val="Heading2"/>
+      </w:pPr>
       <w:r>
-        <w:t xml:space="preserve">소셜 로그인 콜백 주소는 아래와 같다. 도메인을 바꾸면 제공자 콘솔, </w:t>
-      </w:r>
-      <w:r>
-        <w:rPr>
-          <w:rFonts w:ascii="Consolas" w:hAnsi="Consolas"/>
-          <w:sz w:val="17"/>
-        </w:rPr>
-        <w:t>EXPO_PUBLIC_OAUTH_CALLBACK_BASE_URL</w:t>
-      </w:r>
-      <w:r>
-        <w:t xml:space="preserve">, </w:t>
-      </w:r>
-      <w:r>
-        <w:rPr>
-          <w:rFonts w:ascii="Consolas" w:hAnsi="Consolas"/>
-          <w:sz w:val="17"/>
-        </w:rPr>
-        <w:t>GABOLLE_OAUTH_ALLOWED_REDIRECT_URIS</w:t>
-      </w:r>
-      <w:r>
-        <w:t>를 같은 값으로 맞춘다. Google은 대소문자와 끝 슬래시까지 일치해야 한다.</w:t>
+        <w:t>소셜 로그인 콜백 주소</w:t>
       </w:r>
     </w:p>
     <w:p>
@@ -5416,6 +5373,42 @@
     </w:p>
     <w:p>
       <w:pPr>
+        <w:pStyle w:val="ListBullet"/>
+      </w:pPr>
+      <w:r>
+        <w:t xml:space="preserve">도메인 변경 시: 제공자 콘솔, </w:t>
+      </w:r>
+      <w:r>
+        <w:rPr>
+          <w:rFonts w:ascii="Consolas" w:hAnsi="Consolas"/>
+          <w:sz w:val="17"/>
+        </w:rPr>
+        <w:t>EXPO_PUBLIC_OAUTH_CALLBACK_BASE_URL</w:t>
+      </w:r>
+      <w:r>
+        <w:t xml:space="preserve">, </w:t>
+      </w:r>
+      <w:r>
+        <w:rPr>
+          <w:rFonts w:ascii="Consolas" w:hAnsi="Consolas"/>
+          <w:sz w:val="17"/>
+        </w:rPr>
+        <w:t>GABOLLE_OAUTH_ALLOWED_REDIRECT_URIS</w:t>
+      </w:r>
+      <w:r>
+        <w:t>를 같은 값으로 변경</w:t>
+      </w:r>
+    </w:p>
+    <w:p>
+      <w:pPr>
+        <w:pStyle w:val="ListBullet"/>
+      </w:pPr>
+      <w:r>
+        <w:t>Google: 대소문자와 끝 슬래시까지 일치 필요</w:t>
+      </w:r>
+    </w:p>
+    <w:p>
+      <w:pPr>
         <w:pStyle w:val="Heading1"/>
       </w:pPr>
       <w:r>
@@ -5423,8 +5416,31 @@
       </w:r>
     </w:p>
     <w:p>
+      <w:pPr>
+        <w:pStyle w:val="ListBullet"/>
+      </w:pPr>
       <w:r>
-        <w:t xml:space="preserve">운영 </w:t>
+        <w:t xml:space="preserve">파일: </w:t>
+      </w:r>
+      <w:r>
+        <w:rPr>
+          <w:rFonts w:ascii="Consolas" w:hAnsi="Consolas"/>
+          <w:sz w:val="17"/>
+        </w:rPr>
+        <w:t>exec/app_db_masked_20260928.dump</w:t>
+      </w:r>
+      <w:r>
+        <w:t xml:space="preserve"> (PostgreSQL 16.4 </w:t>
+      </w:r>
+      <w:r>
+        <w:rPr>
+          <w:rFonts w:ascii="Consolas" w:hAnsi="Consolas"/>
+          <w:sz w:val="17"/>
+        </w:rPr>
+        <w:t>pg_dump -Fc</w:t>
+      </w:r>
+      <w:r>
+        <w:t xml:space="preserve">, 운영 </w:t>
       </w:r>
       <w:r>
         <w:rPr>
@@ -5434,298 +5450,15 @@
         <w:t>app_db</w:t>
       </w:r>
       <w:r>
-        <w:t xml:space="preserve">를 2026-09-28 09:30 KST에 </w:t>
+        <w:t xml:space="preserve"> 전체)</w:t>
       </w:r>
-      <w:r>
-        <w:rPr>
-          <w:rFonts w:ascii="Consolas" w:hAnsi="Consolas"/>
-          <w:sz w:val="17"/>
-        </w:rPr>
-        <w:t>pg_dump -Fc</w:t>
-      </w:r>
-      <w:r>
-        <w:t>로 추출했다. 원본에는 팀원과 테스터의 이메일, 비밀번호 해시, 아직 유효한 초대 링크 토큰, 기기 GPS 좌표가 들어 있어서 개인정보를 가린 사본을 제출한다.</w:t>
-      </w:r>
-    </w:p>
-    <w:tbl>
-      <w:tblPr>
-        <w:tblW w:type="auto" w:w="0"/>
-        <w:tblLayout w:type="fixed"/>
-        <w:tblLook w:firstColumn="1" w:firstRow="1" w:lastColumn="0" w:lastRow="0" w:noHBand="0" w:noVBand="1" w:val="04A0"/>
-        <w:tblBorders>
-          <w:top w:val="single" w:sz="4" w:color="D9D9D9"/>
-          <w:left w:val="single" w:sz="4" w:color="D9D9D9"/>
-          <w:bottom w:val="single" w:sz="4" w:color="D9D9D9"/>
-          <w:right w:val="single" w:sz="4" w:color="D9D9D9"/>
-          <w:insideH w:val="single" w:sz="4" w:color="D9D9D9"/>
-          <w:insideV w:val="single" w:sz="4" w:color="D9D9D9"/>
-        </w:tblBorders>
-      </w:tblPr>
-      <w:tblGrid>
-        <w:gridCol w:w="3213"/>
-        <w:gridCol w:w="3213"/>
-        <w:gridCol w:w="3213"/>
-      </w:tblGrid>
-      <w:tr>
-        <w:trPr>
-          <w:cantSplit w:val="true"/>
-          <w:tblHeader w:val="true"/>
-        </w:trPr>
-        <w:tc>
-          <w:tcPr>
-            <w:tcW w:type="dxa" w:w="3027"/>
-            <w:vAlign w:val="center"/>
-            <w:tcMar>
-              <w:top w:w="90" w:type="dxa"/>
-              <w:start w:w="110" w:type="dxa"/>
-              <w:bottom w:w="90" w:type="dxa"/>
-              <w:end w:w="110" w:type="dxa"/>
-            </w:tcMar>
-            <w:shd w:fill="E7EFF4"/>
-          </w:tcPr>
-          <w:p>
-            <w:pPr>
-              <w:spacing w:after="0"/>
-            </w:pPr>
-            <w:r>
-              <w:rPr>
-                <w:b/>
-                <w:sz w:val="17"/>
-              </w:rPr>
-              <w:t>파일</w:t>
-            </w:r>
-          </w:p>
-        </w:tc>
-        <w:tc>
-          <w:tcPr>
-            <w:tcW w:type="dxa" w:w="5308"/>
-            <w:vAlign w:val="center"/>
-            <w:tcMar>
-              <w:top w:w="90" w:type="dxa"/>
-              <w:start w:w="110" w:type="dxa"/>
-              <w:bottom w:w="90" w:type="dxa"/>
-              <w:end w:w="110" w:type="dxa"/>
-            </w:tcMar>
-            <w:shd w:fill="E7EFF4"/>
-          </w:tcPr>
-          <w:p>
-            <w:pPr>
-              <w:spacing w:after="0"/>
-            </w:pPr>
-            <w:r>
-              <w:rPr>
-                <w:b/>
-                <w:sz w:val="17"/>
-              </w:rPr>
-              <w:t>내용</w:t>
-            </w:r>
-          </w:p>
-        </w:tc>
-        <w:tc>
-          <w:tcPr>
-            <w:tcW w:type="dxa" w:w="1303"/>
-            <w:vAlign w:val="center"/>
-            <w:tcMar>
-              <w:top w:w="90" w:type="dxa"/>
-              <w:start w:w="110" w:type="dxa"/>
-              <w:bottom w:w="90" w:type="dxa"/>
-              <w:end w:w="110" w:type="dxa"/>
-            </w:tcMar>
-            <w:shd w:fill="E7EFF4"/>
-          </w:tcPr>
-          <w:p>
-            <w:pPr>
-              <w:spacing w:after="0"/>
-            </w:pPr>
-            <w:r>
-              <w:rPr>
-                <w:b/>
-                <w:sz w:val="17"/>
-              </w:rPr>
-              <w:t>Git</w:t>
-            </w:r>
-          </w:p>
-        </w:tc>
-      </w:tr>
-      <w:tr>
-        <w:trPr>
-          <w:cantSplit w:val="true"/>
-        </w:trPr>
-        <w:tc>
-          <w:tcPr>
-            <w:tcW w:type="dxa" w:w="3027"/>
-            <w:vAlign w:val="center"/>
-            <w:tcMar>
-              <w:top w:w="90" w:type="dxa"/>
-              <w:start w:w="110" w:type="dxa"/>
-              <w:bottom w:w="90" w:type="dxa"/>
-              <w:end w:w="110" w:type="dxa"/>
-            </w:tcMar>
-          </w:tcPr>
-          <w:p>
-            <w:pPr>
-              <w:spacing w:after="0"/>
-            </w:pPr>
-            <w:r>
-              <w:rPr>
-                <w:rFonts w:ascii="Consolas" w:hAnsi="Consolas"/>
-                <w:sz w:val="17"/>
-              </w:rPr>
-              <w:t>exec/app_db_masked_20260928.dump</w:t>
-            </w:r>
-          </w:p>
-        </w:tc>
-        <w:tc>
-          <w:tcPr>
-            <w:tcW w:type="dxa" w:w="5308"/>
-            <w:vAlign w:val="center"/>
-            <w:tcMar>
-              <w:top w:w="90" w:type="dxa"/>
-              <w:start w:w="110" w:type="dxa"/>
-              <w:bottom w:w="90" w:type="dxa"/>
-              <w:end w:w="110" w:type="dxa"/>
-            </w:tcMar>
-          </w:tcPr>
-          <w:p>
-            <w:pPr>
-              <w:spacing w:after="0"/>
-            </w:pPr>
-            <w:r>
-              <w:rPr>
-                <w:sz w:val="17"/>
-              </w:rPr>
-              <w:t xml:space="preserve">개인정보 마스킹 사본. 53,920,512바이트, SHA-256 </w:t>
-            </w:r>
-            <w:r>
-              <w:rPr>
-                <w:rFonts w:ascii="Consolas" w:hAnsi="Consolas"/>
-                <w:sz w:val="17"/>
-              </w:rPr>
-              <w:t>ab2de497cbcd59cb81bb40a2d13aaab7576d9cedce37c537be1f4ed994a9cf5d</w:t>
-            </w:r>
-          </w:p>
-        </w:tc>
-        <w:tc>
-          <w:tcPr>
-            <w:tcW w:type="dxa" w:w="1303"/>
-            <w:vAlign w:val="center"/>
-            <w:tcMar>
-              <w:top w:w="90" w:type="dxa"/>
-              <w:start w:w="110" w:type="dxa"/>
-              <w:bottom w:w="90" w:type="dxa"/>
-              <w:end w:w="110" w:type="dxa"/>
-            </w:tcMar>
-          </w:tcPr>
-          <w:p>
-            <w:pPr>
-              <w:spacing w:after="0"/>
-            </w:pPr>
-            <w:r>
-              <w:rPr>
-                <w:sz w:val="17"/>
-              </w:rPr>
-              <w:t>포함</w:t>
-            </w:r>
-          </w:p>
-        </w:tc>
-      </w:tr>
-      <w:tr>
-        <w:trPr>
-          <w:cantSplit w:val="true"/>
-        </w:trPr>
-        <w:tc>
-          <w:tcPr>
-            <w:tcW w:type="dxa" w:w="3027"/>
-            <w:vAlign w:val="center"/>
-            <w:tcMar>
-              <w:top w:w="90" w:type="dxa"/>
-              <w:start w:w="110" w:type="dxa"/>
-              <w:bottom w:w="90" w:type="dxa"/>
-              <w:end w:w="110" w:type="dxa"/>
-            </w:tcMar>
-            <w:shd w:fill="F7FAFC"/>
-          </w:tcPr>
-          <w:p>
-            <w:pPr>
-              <w:spacing w:after="0"/>
-            </w:pPr>
-            <w:r>
-              <w:rPr>
-                <w:rFonts w:ascii="Consolas" w:hAnsi="Consolas"/>
-                <w:sz w:val="17"/>
-              </w:rPr>
-              <w:t>exec/app_db_exec_20260928T003005Z.dump</w:t>
-            </w:r>
-          </w:p>
-        </w:tc>
-        <w:tc>
-          <w:tcPr>
-            <w:tcW w:type="dxa" w:w="5308"/>
-            <w:vAlign w:val="center"/>
-            <w:tcMar>
-              <w:top w:w="90" w:type="dxa"/>
-              <w:start w:w="110" w:type="dxa"/>
-              <w:bottom w:w="90" w:type="dxa"/>
-              <w:end w:w="110" w:type="dxa"/>
-            </w:tcMar>
-            <w:shd w:fill="F7FAFC"/>
-          </w:tcPr>
-          <w:p>
-            <w:pPr>
-              <w:spacing w:after="0"/>
-            </w:pPr>
-            <w:r>
-              <w:rPr>
-                <w:sz w:val="17"/>
-              </w:rPr>
-              <w:t xml:space="preserve">운영 원본. 54,406,023바이트, SHA-256 </w:t>
-            </w:r>
-            <w:r>
-              <w:rPr>
-                <w:rFonts w:ascii="Consolas" w:hAnsi="Consolas"/>
-                <w:sz w:val="17"/>
-              </w:rPr>
-              <w:t>aa53c0a8c95ce349c51c9f5a550deaf6dd780f2ea43db4d0cfb1914198679032</w:t>
-            </w:r>
-          </w:p>
-        </w:tc>
-        <w:tc>
-          <w:tcPr>
-            <w:tcW w:type="dxa" w:w="1303"/>
-            <w:vAlign w:val="center"/>
-            <w:tcMar>
-              <w:top w:w="90" w:type="dxa"/>
-              <w:start w:w="110" w:type="dxa"/>
-              <w:bottom w:w="90" w:type="dxa"/>
-              <w:end w:w="110" w:type="dxa"/>
-            </w:tcMar>
-            <w:shd w:fill="F7FAFC"/>
-          </w:tcPr>
-          <w:p>
-            <w:pPr>
-              <w:spacing w:after="0"/>
-            </w:pPr>
-            <w:r>
-              <w:rPr>
-                <w:sz w:val="17"/>
-              </w:rPr>
-              <w:t>제외</w:t>
-            </w:r>
-          </w:p>
-        </w:tc>
-      </w:tr>
-    </w:tbl>
-    <w:p>
-      <w:pPr>
-        <w:spacing w:after="40"/>
-      </w:pPr>
     </w:p>
     <w:p>
       <w:pPr>
-        <w:pStyle w:val="Heading2"/>
+        <w:pStyle w:val="ListBullet"/>
       </w:pPr>
       <w:r>
-        <w:t>마스킹 내용</w:t>
+        <w:t>개인정보 보호를 위해 아래 항목만 치환하고 나머지 데이터는 운영과 동일</w:t>
       </w:r>
     </w:p>
     <w:tbl>
@@ -5753,7 +5486,7 @@
         </w:trPr>
         <w:tc>
           <w:tcPr>
-            <w:tcW w:type="dxa" w:w="3130"/>
+            <w:tcW w:type="dxa" w:w="3831"/>
             <w:vAlign w:val="center"/>
             <w:tcMar>
               <w:top w:w="90" w:type="dxa"/>
@@ -5778,7 +5511,7 @@
         </w:tc>
         <w:tc>
           <w:tcPr>
-            <w:tcW w:type="dxa" w:w="6508"/>
+            <w:tcW w:type="dxa" w:w="5807"/>
             <w:vAlign w:val="center"/>
             <w:tcMar>
               <w:top w:w="90" w:type="dxa"/>
@@ -5808,7 +5541,7 @@
         </w:trPr>
         <w:tc>
           <w:tcPr>
-            <w:tcW w:type="dxa" w:w="3130"/>
+            <w:tcW w:type="dxa" w:w="3831"/>
             <w:vAlign w:val="center"/>
             <w:tcMar>
               <w:top w:w="90" w:type="dxa"/>
@@ -5831,7 +5564,7 @@
         </w:tc>
         <w:tc>
           <w:tcPr>
-            <w:tcW w:type="dxa" w:w="6508"/>
+            <w:tcW w:type="dxa" w:w="5807"/>
             <w:vAlign w:val="center"/>
             <w:tcMar>
               <w:top w:w="90" w:type="dxa"/>
@@ -5864,12 +5597,6 @@
               </w:rPr>
               <w:t>gabolle-demo-2026</w:t>
             </w:r>
-            <w:r>
-              <w:rPr>
-                <w:sz w:val="17"/>
-              </w:rPr>
-              <w:t>으로 변경</w:t>
-            </w:r>
           </w:p>
         </w:tc>
       </w:tr>
@@ -5879,7 +5606,7 @@
         </w:trPr>
         <w:tc>
           <w:tcPr>
-            <w:tcW w:type="dxa" w:w="3130"/>
+            <w:tcW w:type="dxa" w:w="3831"/>
             <w:vAlign w:val="center"/>
             <w:tcMar>
               <w:top w:w="90" w:type="dxa"/>
@@ -5903,7 +5630,7 @@
         </w:tc>
         <w:tc>
           <w:tcPr>
-            <w:tcW w:type="dxa" w:w="6508"/>
+            <w:tcW w:type="dxa" w:w="5807"/>
             <w:vAlign w:val="center"/>
             <w:tcMar>
               <w:top w:w="90" w:type="dxa"/>
@@ -5937,12 +5664,6 @@
               </w:rPr>
               <w:t>masked-&lt;제공자&gt;-&lt;N&gt;</w:t>
             </w:r>
-            <w:r>
-              <w:rPr>
-                <w:sz w:val="17"/>
-              </w:rPr>
-              <w:t>으로 변경</w:t>
-            </w:r>
           </w:p>
         </w:tc>
       </w:tr>
@@ -5952,7 +5673,7 @@
         </w:trPr>
         <w:tc>
           <w:tcPr>
-            <w:tcW w:type="dxa" w:w="3130"/>
+            <w:tcW w:type="dxa" w:w="3831"/>
             <w:vAlign w:val="center"/>
             <w:tcMar>
               <w:top w:w="90" w:type="dxa"/>
@@ -5975,7 +5696,7 @@
         </w:tc>
         <w:tc>
           <w:tcPr>
-            <w:tcW w:type="dxa" w:w="6508"/>
+            <w:tcW w:type="dxa" w:w="5807"/>
             <w:vAlign w:val="center"/>
             <w:tcMar>
               <w:top w:w="90" w:type="dxa"/>
@@ -5995,12 +5716,6 @@
               </w:rPr>
               <w:t>여행자&lt;N&gt;</w:t>
             </w:r>
-            <w:r>
-              <w:rPr>
-                <w:sz w:val="17"/>
-              </w:rPr>
-              <w:t>으로 변경</w:t>
-            </w:r>
           </w:p>
         </w:tc>
       </w:tr>
@@ -6010,7 +5725,7 @@
         </w:trPr>
         <w:tc>
           <w:tcPr>
-            <w:tcW w:type="dxa" w:w="3130"/>
+            <w:tcW w:type="dxa" w:w="3831"/>
             <w:vAlign w:val="center"/>
             <w:tcMar>
               <w:top w:w="90" w:type="dxa"/>
@@ -6028,13 +5743,13 @@
               <w:rPr>
                 <w:sz w:val="17"/>
               </w:rPr>
-              <w:t>여행 초대·공유·스토리 초대 토큰, 푸시 토큰</w:t>
+              <w:t>초대·공유·푸시 토큰</w:t>
             </w:r>
           </w:p>
         </w:tc>
         <w:tc>
           <w:tcPr>
-            <w:tcW w:type="dxa" w:w="6508"/>
+            <w:tcW w:type="dxa" w:w="5807"/>
             <w:vAlign w:val="center"/>
             <w:tcMar>
               <w:top w:w="90" w:type="dxa"/>
@@ -6052,7 +5767,7 @@
               <w:rPr>
                 <w:sz w:val="17"/>
               </w:rPr>
-              <w:t>새 난수로 변경</w:t>
+              <w:t>새 난수</w:t>
             </w:r>
           </w:p>
         </w:tc>
@@ -6063,7 +5778,7 @@
         </w:trPr>
         <w:tc>
           <w:tcPr>
-            <w:tcW w:type="dxa" w:w="3130"/>
+            <w:tcW w:type="dxa" w:w="3831"/>
             <w:vAlign w:val="center"/>
             <w:tcMar>
               <w:top w:w="90" w:type="dxa"/>
@@ -6086,7 +5801,7 @@
         </w:tc>
         <w:tc>
           <w:tcPr>
-            <w:tcW w:type="dxa" w:w="6508"/>
+            <w:tcW w:type="dxa" w:w="5807"/>
             <w:vAlign w:val="center"/>
             <w:tcMar>
               <w:top w:w="90" w:type="dxa"/>
@@ -6114,7 +5829,7 @@
         </w:trPr>
         <w:tc>
           <w:tcPr>
-            <w:tcW w:type="dxa" w:w="3130"/>
+            <w:tcW w:type="dxa" w:w="3831"/>
             <w:vAlign w:val="center"/>
             <w:tcMar>
               <w:top w:w="90" w:type="dxa"/>
@@ -6132,13 +5847,13 @@
               <w:rPr>
                 <w:sz w:val="17"/>
               </w:rPr>
-              <w:t>세션·리프레시 토큰, 일회용 토큰, OAuth 진행 기록</w:t>
+              <w:t>로그인 세션·일회용 토큰·OAuth 진행 기록</w:t>
             </w:r>
           </w:p>
         </w:tc>
         <w:tc>
           <w:tcPr>
-            <w:tcW w:type="dxa" w:w="6508"/>
+            <w:tcW w:type="dxa" w:w="5807"/>
             <w:vAlign w:val="center"/>
             <w:tcMar>
               <w:top w:w="90" w:type="dxa"/>
@@ -6156,72 +5871,7 @@
               <w:rPr>
                 <w:sz w:val="17"/>
               </w:rPr>
-              <w:t>삭제(</w:t>
-            </w:r>
-            <w:r>
-              <w:rPr>
-                <w:rFonts w:ascii="Consolas" w:hAnsi="Consolas"/>
-                <w:sz w:val="17"/>
-              </w:rPr>
-              <w:t>auth_session</w:t>
-            </w:r>
-            <w:r>
-              <w:rPr>
-                <w:sz w:val="17"/>
-              </w:rPr>
-              <w:t xml:space="preserve">, </w:t>
-            </w:r>
-            <w:r>
-              <w:rPr>
-                <w:rFonts w:ascii="Consolas" w:hAnsi="Consolas"/>
-                <w:sz w:val="17"/>
-              </w:rPr>
-              <w:t>auth_refresh_token</w:t>
-            </w:r>
-            <w:r>
-              <w:rPr>
-                <w:sz w:val="17"/>
-              </w:rPr>
-              <w:t xml:space="preserve">, </w:t>
-            </w:r>
-            <w:r>
-              <w:rPr>
-                <w:rFonts w:ascii="Consolas" w:hAnsi="Consolas"/>
-                <w:sz w:val="17"/>
-              </w:rPr>
-              <w:t>auth_one_time_token</w:t>
-            </w:r>
-            <w:r>
-              <w:rPr>
-                <w:sz w:val="17"/>
-              </w:rPr>
-              <w:t xml:space="preserve">, </w:t>
-            </w:r>
-            <w:r>
-              <w:rPr>
-                <w:rFonts w:ascii="Consolas" w:hAnsi="Consolas"/>
-                <w:sz w:val="17"/>
-              </w:rPr>
-              <w:t>oauth_challenge</w:t>
-            </w:r>
-            <w:r>
-              <w:rPr>
-                <w:sz w:val="17"/>
-              </w:rPr>
-              <w:t xml:space="preserve">, </w:t>
-            </w:r>
-            <w:r>
-              <w:rPr>
-                <w:rFonts w:ascii="Consolas" w:hAnsi="Consolas"/>
-                <w:sz w:val="17"/>
-              </w:rPr>
-              <w:t>oauth_signup_ticket</w:t>
-            </w:r>
-            <w:r>
-              <w:rPr>
-                <w:sz w:val="17"/>
-              </w:rPr>
-              <w:t>)</w:t>
+              <w:t>비움</w:t>
             </w:r>
           </w:p>
         </w:tc>
@@ -6231,11 +5881,6 @@
       <w:pPr>
         <w:spacing w:after="40"/>
       </w:pPr>
-    </w:p>
-    <w:p>
-      <w:r>
-        <w:t>장소, 추천, 일정, 스토리 등 나머지 데이터는 그대로다. 로컬 PostgreSQL 16.4에서 원본을 복원해 마스킹하고, 결과를 새 DB에 다시 복원해 확인했다. 복원 오류는 없었고 88개 테이블의 행 수는 삭제한 5개 테이블을 빼면 원본과 같다. 원본 이메일·토큰·표시 이름을 사본 전체에서 대조한 결과 남은 값은 없다.</w:t>
-      </w:r>
     </w:p>
     <w:p>
       <w:pPr>
@@ -6264,8 +5909,19 @@
       </w:r>
     </w:p>
     <w:p>
+      <w:pPr>
+        <w:pStyle w:val="ListBullet"/>
+      </w:pPr>
       <w:r>
-        <w:t xml:space="preserve">PostgreSQL 16 이상에서 복원한다. 여행 데이터가 가장 많은 활성 계정은 </w:t>
+        <w:t>PostgreSQL 16 이상</w:t>
+      </w:r>
+    </w:p>
+    <w:p>
+      <w:pPr>
+        <w:pStyle w:val="ListBullet"/>
+      </w:pPr>
+      <w:r>
+        <w:t xml:space="preserve">테스트 계정: </w:t>
       </w:r>
       <w:r>
         <w:rPr>
@@ -6275,7 +5931,7 @@
         <w:t>user2@example.com</w:t>
       </w:r>
       <w:r>
-        <w:t xml:space="preserve">이고 비밀번호는 </w:t>
+        <w:t xml:space="preserve"> / </w:t>
       </w:r>
       <w:r>
         <w:rPr>
@@ -6284,8 +5940,13 @@
         </w:rPr>
         <w:t>gabolle-demo-2026</w:t>
       </w:r>
+    </w:p>
+    <w:p>
+      <w:pPr>
+        <w:pStyle w:val="ListBullet"/>
+      </w:pPr>
       <w:r>
-        <w:t>이다. 저장된 bcrypt 해시가 이 비밀번호와 맞는 것까지 확인했고, 복원 DB에 백엔드를 붙여 실제로 로그인해 보지는 않았다. 소셜 로그인 계정은 제공자 ID를 바꿨기 때문에 복원 환경에서는 로그인되지 않는다.</w:t>
+        <w:t>소셜 로그인 계정은 제공자 ID 치환으로 복원 환경에서 로그인 불가</w:t>
       </w:r>
     </w:p>
     <w:p>
@@ -6293,12 +5954,12 @@
         <w:pStyle w:val="Heading2"/>
       </w:pPr>
       <w:r>
-        <w:t>운영 DB에서 새로 추출하는 방법</w:t>
+        <w:t>운영 DB에서 새로 추출</w:t>
       </w:r>
     </w:p>
     <w:p>
       <w:r>
-        <w:t>1장 4)의 방법으로 서버에 접속한 뒤 실행한다. 원본은 개인정보가 있으므로 Git과 메신저에 올리지 않는다.</w:t>
+        <w:t>1장 4)의 방법으로 서버 접속 후 실행</w:t>
       </w:r>
     </w:p>
     <w:p>
@@ -6322,7 +5983,7 @@
     <w:p>
       <w:pPr>
         <w:pStyle w:val="Code"/>
-        <w:keepNext/>
+        <w:keepNext w:val="0"/>
       </w:pPr>
       <w:r>
         <w:t>docker exec local-route-personalization-postgres-1 pg_dump -U postgres -Fc app_db &gt; "$dump_file"</w:t>
@@ -6330,16 +5991,10 @@
     </w:p>
     <w:p>
       <w:pPr>
-        <w:pStyle w:val="Code"/>
-        <w:keepNext w:val="0"/>
+        <w:pStyle w:val="ListBullet"/>
       </w:pPr>
       <w:r>
-        <w:t>sha256sum "$dump_file"</w:t>
-      </w:r>
-    </w:p>
-    <w:p>
-      <w:r>
-        <w:t xml:space="preserve">로컬로 가져올 때는 </w:t>
+        <w:t xml:space="preserve">로컬 PC로 가져오기: </w:t>
       </w:r>
       <w:r>
         <w:rPr>
@@ -6348,8 +6003,13 @@
         </w:rPr>
         <w:t>scp -i &lt;지급받은 키&gt;.pem ubuntu@j15e201.p.ssafy.io:&lt;서버 덤프 경로&gt; .</w:t>
       </w:r>
+    </w:p>
+    <w:p>
+      <w:pPr>
+        <w:pStyle w:val="ListBullet"/>
+      </w:pPr>
       <w:r>
-        <w:t>를 쓴다.</w:t>
+        <w:t>운영 원본에는 개인정보가 포함되므로 저장소와 메신저 업로드 금지</w:t>
       </w:r>
     </w:p>
     <w:p>
@@ -6361,8 +6021,19 @@
       </w:r>
     </w:p>
     <w:p>
+      <w:pPr>
+        <w:pStyle w:val="ListBullet"/>
+      </w:pPr>
       <w:r>
-        <w:t>시연은 앱으로 여행 만들기 기능을 1회 실시한다. 여행 초안을 생성하고 수정한 뒤 내 여행으로 확정하는 과정까지 보여 주고, 내 여행 기능 발표로 넘어간다. 아래는 같은 흐름을 웹(https://j15e201.p.ssafy.io) 기준으로 적은 것이다. 앱은 같은 화면을 하단 탭 막대로 이동한다.</w:t>
+        <w:t>시연 내용: 앱으로 여행 만들기 1회. 여행 초안 생성, 일정 수정, 내 여행 확정 후 내 여행 기능 발표로 전환</w:t>
+      </w:r>
+    </w:p>
+    <w:p>
+      <w:pPr>
+        <w:pStyle w:val="ListBullet"/>
+      </w:pPr>
+      <w:r>
+        <w:t>아래는 웹(https://j15e201.p.ssafy.io) 기준. 앱은 같은 화면을 하단 탭 막대로 이동</w:t>
       </w:r>
     </w:p>
     <w:tbl>
@@ -6392,7 +6063,7 @@
         </w:trPr>
         <w:tc>
           <w:tcPr>
-            <w:tcW w:type="dxa" w:w="1262"/>
+            <w:tcW w:type="dxa" w:w="1270"/>
             <w:vAlign w:val="center"/>
             <w:tcMar>
               <w:top w:w="90" w:type="dxa"/>
@@ -6417,7 +6088,7 @@
         </w:tc>
         <w:tc>
           <w:tcPr>
-            <w:tcW w:type="dxa" w:w="1646"/>
+            <w:tcW w:type="dxa" w:w="1806"/>
             <w:vAlign w:val="center"/>
             <w:tcMar>
               <w:top w:w="90" w:type="dxa"/>
@@ -6442,7 +6113,7 @@
         </w:tc>
         <w:tc>
           <w:tcPr>
-            <w:tcW w:type="dxa" w:w="4287"/>
+            <w:tcW w:type="dxa" w:w="4276"/>
             <w:vAlign w:val="center"/>
             <w:tcMar>
               <w:top w:w="90" w:type="dxa"/>
@@ -6467,7 +6138,7 @@
         </w:tc>
         <w:tc>
           <w:tcPr>
-            <w:tcW w:type="dxa" w:w="2443"/>
+            <w:tcW w:type="dxa" w:w="2287"/>
             <w:vAlign w:val="center"/>
             <w:tcMar>
               <w:top w:w="90" w:type="dxa"/>
@@ -6497,7 +6168,7 @@
         </w:trPr>
         <w:tc>
           <w:tcPr>
-            <w:tcW w:type="dxa" w:w="1262"/>
+            <w:tcW w:type="dxa" w:w="1270"/>
             <w:vAlign w:val="center"/>
             <w:tcMar>
               <w:top w:w="90" w:type="dxa"/>
@@ -6520,7 +6191,7 @@
         </w:tc>
         <w:tc>
           <w:tcPr>
-            <w:tcW w:type="dxa" w:w="1646"/>
+            <w:tcW w:type="dxa" w:w="1806"/>
             <w:vAlign w:val="center"/>
             <w:tcMar>
               <w:top w:w="90" w:type="dxa"/>
@@ -6544,7 +6215,7 @@
         </w:tc>
         <w:tc>
           <w:tcPr>
-            <w:tcW w:type="dxa" w:w="4287"/>
+            <w:tcW w:type="dxa" w:w="4276"/>
             <w:vAlign w:val="center"/>
             <w:tcMar>
               <w:top w:w="90" w:type="dxa"/>
@@ -6561,13 +6232,13 @@
               <w:rPr>
                 <w:sz w:val="17"/>
               </w:rPr>
-              <w:t>우측 상단 「로그인」을 누르고 이메일과 비밀번호를 입력한 뒤 「로그인」</w:t>
+              <w:t>우측 상단 「로그인」 → 이메일·비밀번호 입력 → 「로그인」</w:t>
             </w:r>
           </w:p>
         </w:tc>
         <w:tc>
           <w:tcPr>
-            <w:tcW w:type="dxa" w:w="2443"/>
+            <w:tcW w:type="dxa" w:w="2287"/>
             <w:vAlign w:val="center"/>
             <w:tcMar>
               <w:top w:w="90" w:type="dxa"/>
@@ -6584,7 +6255,7 @@
               <w:rPr>
                 <w:sz w:val="17"/>
               </w:rPr>
-              <w:t>홈으로 이동하고 우측 상단에 이름이 표시된다</w:t>
+              <w:t>홈 이동, 우측 상단에 이름 표시</w:t>
             </w:r>
           </w:p>
         </w:tc>
@@ -6595,7 +6266,7 @@
         </w:trPr>
         <w:tc>
           <w:tcPr>
-            <w:tcW w:type="dxa" w:w="1262"/>
+            <w:tcW w:type="dxa" w:w="1270"/>
             <w:vAlign w:val="center"/>
             <w:tcMar>
               <w:top w:w="90" w:type="dxa"/>
@@ -6619,7 +6290,7 @@
         </w:tc>
         <w:tc>
           <w:tcPr>
-            <w:tcW w:type="dxa" w:w="1646"/>
+            <w:tcW w:type="dxa" w:w="1806"/>
             <w:vAlign w:val="center"/>
             <w:tcMar>
               <w:top w:w="90" w:type="dxa"/>
@@ -6644,7 +6315,7 @@
         </w:tc>
         <w:tc>
           <w:tcPr>
-            <w:tcW w:type="dxa" w:w="4287"/>
+            <w:tcW w:type="dxa" w:w="4276"/>
             <w:vAlign w:val="center"/>
             <w:tcMar>
               <w:top w:w="90" w:type="dxa"/>
@@ -6668,7 +6339,7 @@
         </w:tc>
         <w:tc>
           <w:tcPr>
-            <w:tcW w:type="dxa" w:w="2443"/>
+            <w:tcW w:type="dxa" w:w="2287"/>
             <w:vAlign w:val="center"/>
             <w:tcMar>
               <w:top w:w="90" w:type="dxa"/>
@@ -6686,7 +6357,7 @@
               <w:rPr>
                 <w:sz w:val="17"/>
               </w:rPr>
-              <w:t>여행 조건 화면으로 이동한다. 인원은 홈 가운데 검색 줄의 「인원」에서 정하며 기본값은 성인 2명이다</w:t>
+              <w:t>여행 조건 화면 이동. 인원은 홈 검색 줄 「인원」에서 설정(기본 성인 2명)</w:t>
             </w:r>
           </w:p>
         </w:tc>
@@ -6697,7 +6368,7 @@
         </w:trPr>
         <w:tc>
           <w:tcPr>
-            <w:tcW w:type="dxa" w:w="1262"/>
+            <w:tcW w:type="dxa" w:w="1270"/>
             <w:vAlign w:val="center"/>
             <w:tcMar>
               <w:top w:w="90" w:type="dxa"/>
@@ -6720,7 +6391,7 @@
         </w:tc>
         <w:tc>
           <w:tcPr>
-            <w:tcW w:type="dxa" w:w="1646"/>
+            <w:tcW w:type="dxa" w:w="1806"/>
             <w:vAlign w:val="center"/>
             <w:tcMar>
               <w:top w:w="90" w:type="dxa"/>
@@ -6744,7 +6415,7 @@
         </w:tc>
         <w:tc>
           <w:tcPr>
-            <w:tcW w:type="dxa" w:w="4287"/>
+            <w:tcW w:type="dxa" w:w="4276"/>
             <w:vAlign w:val="center"/>
             <w:tcMar>
               <w:top w:w="90" w:type="dxa"/>
@@ -6761,13 +6432,13 @@
               <w:rPr>
                 <w:sz w:val="17"/>
               </w:rPr>
-              <w:t>「어디에서 출발하세요?」 카드(그림 2의 ①)를 눌러 출발지를 고른다. 「언제 가세요?」 달력(②)에서 출발일, 귀환일 순으로 누르거나 「1박 2일」 같은 칩을 누른다</w:t>
+              <w:t>「어디에서 출발하세요?」 카드(그림 2의 ①)에서 출발지 선택, 「언제 가세요?」 달력(②)에서 출발일 → 귀환일 순으로 선택 또는 「1박 2일」 등 칩 선택</w:t>
             </w:r>
           </w:p>
         </w:tc>
         <w:tc>
           <w:tcPr>
-            <w:tcW w:type="dxa" w:w="2443"/>
+            <w:tcW w:type="dxa" w:w="2287"/>
             <w:vAlign w:val="center"/>
             <w:tcMar>
               <w:top w:w="90" w:type="dxa"/>
@@ -6784,7 +6455,7 @@
               <w:rPr>
                 <w:sz w:val="17"/>
               </w:rPr>
-              <w:t>왼쪽 「이번 여행」 카드에 출발지와 날짜가 표시된다</w:t>
+              <w:t>왼쪽 「이번 여행」 카드에 출발지·날짜 표시</w:t>
             </w:r>
           </w:p>
         </w:tc>
@@ -6795,7 +6466,7 @@
         </w:trPr>
         <w:tc>
           <w:tcPr>
-            <w:tcW w:type="dxa" w:w="1262"/>
+            <w:tcW w:type="dxa" w:w="1270"/>
             <w:vAlign w:val="center"/>
             <w:tcMar>
               <w:top w:w="90" w:type="dxa"/>
@@ -6819,7 +6490,7 @@
         </w:tc>
         <w:tc>
           <w:tcPr>
-            <w:tcW w:type="dxa" w:w="1646"/>
+            <w:tcW w:type="dxa" w:w="1806"/>
             <w:vAlign w:val="center"/>
             <w:tcMar>
               <w:top w:w="90" w:type="dxa"/>
@@ -6844,7 +6515,7 @@
         </w:tc>
         <w:tc>
           <w:tcPr>
-            <w:tcW w:type="dxa" w:w="4287"/>
+            <w:tcW w:type="dxa" w:w="4276"/>
             <w:vAlign w:val="center"/>
             <w:tcMar>
               <w:top w:w="90" w:type="dxa"/>
@@ -6862,13 +6533,13 @@
               <w:rPr>
                 <w:sz w:val="17"/>
               </w:rPr>
-              <w:t>왼쪽 목록(③)의 순서대로 여행 범위, 총예산, 하루 여행 시간·이동수단, 여행 카테고리, 여행 기분, 이번 여행 이동 보조·짐, 꼭 가고 싶은 장소를 오른쪽 카드에서 고르고 하단 「다음」을 누른다. 선택 질문은 카드 우측 상단 「건너뛰기」로 넘길 수 있다</w:t>
+              <w:t>왼쪽 목록(③) 순서대로 여행 범위, 총예산, 하루 여행 시간·이동수단, 여행 카테고리, 여행 기분, 이번 여행 이동 보조·짐, 꼭 가고 싶은 장소 선택 후 하단 「다음」. 선택 질문은 카드 우측 상단 「건너뛰기」 가능</w:t>
             </w:r>
           </w:p>
         </w:tc>
         <w:tc>
           <w:tcPr>
-            <w:tcW w:type="dxa" w:w="2443"/>
+            <w:tcW w:type="dxa" w:w="2287"/>
             <w:vAlign w:val="center"/>
             <w:tcMar>
               <w:top w:w="90" w:type="dxa"/>
@@ -6886,7 +6557,7 @@
               <w:rPr>
                 <w:sz w:val="17"/>
               </w:rPr>
-              <w:t>마지막 질문에서 버튼이 「이 조건으로 일정 만들기」로 바뀐다</w:t>
+              <w:t>마지막 질문에서 「이 조건으로 일정 만들기」 버튼 표시</w:t>
             </w:r>
           </w:p>
         </w:tc>
@@ -6897,7 +6568,7 @@
         </w:trPr>
         <w:tc>
           <w:tcPr>
-            <w:tcW w:type="dxa" w:w="1262"/>
+            <w:tcW w:type="dxa" w:w="1270"/>
             <w:vAlign w:val="center"/>
             <w:tcMar>
               <w:top w:w="90" w:type="dxa"/>
@@ -6920,7 +6591,7 @@
         </w:tc>
         <w:tc>
           <w:tcPr>
-            <w:tcW w:type="dxa" w:w="1646"/>
+            <w:tcW w:type="dxa" w:w="1806"/>
             <w:vAlign w:val="center"/>
             <w:tcMar>
               <w:top w:w="90" w:type="dxa"/>
@@ -6944,7 +6615,7 @@
         </w:tc>
         <w:tc>
           <w:tcPr>
-            <w:tcW w:type="dxa" w:w="4287"/>
+            <w:tcW w:type="dxa" w:w="4276"/>
             <w:vAlign w:val="center"/>
             <w:tcMar>
               <w:top w:w="90" w:type="dxa"/>
@@ -6967,7 +6638,7 @@
         </w:tc>
         <w:tc>
           <w:tcPr>
-            <w:tcW w:type="dxa" w:w="2443"/>
+            <w:tcW w:type="dxa" w:w="2287"/>
             <w:vAlign w:val="center"/>
             <w:tcMar>
               <w:top w:w="90" w:type="dxa"/>
@@ -6984,7 +6655,7 @@
               <w:rPr>
                 <w:sz w:val="17"/>
               </w:rPr>
-              <w:t xml:space="preserve">생성 화면으로 이동하며 요청마다 새 </w:t>
+              <w:t xml:space="preserve">생성 화면 이동, 요청마다 새 </w:t>
             </w:r>
             <w:r>
               <w:rPr>
@@ -6997,7 +6668,7 @@
               <w:rPr>
                 <w:sz w:val="17"/>
               </w:rPr>
-              <w:t>가 붙는다</w:t>
+              <w:t xml:space="preserve"> 발급</w:t>
             </w:r>
           </w:p>
         </w:tc>
@@ -7008,7 +6679,7 @@
         </w:trPr>
         <w:tc>
           <w:tcPr>
-            <w:tcW w:type="dxa" w:w="1262"/>
+            <w:tcW w:type="dxa" w:w="1270"/>
             <w:vAlign w:val="center"/>
             <w:tcMar>
               <w:top w:w="90" w:type="dxa"/>
@@ -7032,7 +6703,7 @@
         </w:tc>
         <w:tc>
           <w:tcPr>
-            <w:tcW w:type="dxa" w:w="1646"/>
+            <w:tcW w:type="dxa" w:w="1806"/>
             <w:vAlign w:val="center"/>
             <w:tcMar>
               <w:top w:w="90" w:type="dxa"/>
@@ -7057,7 +6728,7 @@
         </w:tc>
         <w:tc>
           <w:tcPr>
-            <w:tcW w:type="dxa" w:w="4287"/>
+            <w:tcW w:type="dxa" w:w="4276"/>
             <w:vAlign w:val="center"/>
             <w:tcMar>
               <w:top w:w="90" w:type="dxa"/>
@@ -7075,13 +6746,13 @@
               <w:rPr>
                 <w:sz w:val="17"/>
               </w:rPr>
-              <w:t>상단 띠(그림 3의 ①)의 네 단계가 모두 「완료」가 될 때까지 기다린 뒤 가운데 승차권(②)을 누른다. 뒤집힌 면의 「일정 보기 →」를 누른다</w:t>
+              <w:t>상단 띠(그림 3의 ①) 네 단계가 모두 「완료」가 되면 가운데 승차권(②) 클릭 → 뒷면 「일정 보기 →」</w:t>
             </w:r>
           </w:p>
         </w:tc>
         <w:tc>
           <w:tcPr>
-            <w:tcW w:type="dxa" w:w="2443"/>
+            <w:tcW w:type="dxa" w:w="2287"/>
             <w:vAlign w:val="center"/>
             <w:tcMar>
               <w:top w:w="90" w:type="dxa"/>
@@ -7099,7 +6770,7 @@
               <w:rPr>
                 <w:sz w:val="17"/>
               </w:rPr>
-              <w:t>추천 코스 화면으로 이동한다</w:t>
+              <w:t>추천 코스 화면 이동</w:t>
             </w:r>
           </w:p>
         </w:tc>
@@ -7110,7 +6781,7 @@
         </w:trPr>
         <w:tc>
           <w:tcPr>
-            <w:tcW w:type="dxa" w:w="1262"/>
+            <w:tcW w:type="dxa" w:w="1270"/>
             <w:vAlign w:val="center"/>
             <w:tcMar>
               <w:top w:w="90" w:type="dxa"/>
@@ -7133,7 +6804,7 @@
         </w:tc>
         <w:tc>
           <w:tcPr>
-            <w:tcW w:type="dxa" w:w="1646"/>
+            <w:tcW w:type="dxa" w:w="1806"/>
             <w:vAlign w:val="center"/>
             <w:tcMar>
               <w:top w:w="90" w:type="dxa"/>
@@ -7157,7 +6828,7 @@
         </w:tc>
         <w:tc>
           <w:tcPr>
-            <w:tcW w:type="dxa" w:w="4287"/>
+            <w:tcW w:type="dxa" w:w="4276"/>
             <w:vAlign w:val="center"/>
             <w:tcMar>
               <w:top w:w="90" w:type="dxa"/>
@@ -7174,13 +6845,13 @@
               <w:rPr>
                 <w:sz w:val="17"/>
               </w:rPr>
-              <w:t>왼쪽 코스 카드의 「이 코스 선택」을 누르고, 바뀐 버튼 「이 코스로 일정 만들기 →」를 누른다. 이름 붙이기 창에서 추천 이름의 「이 이름으로 →」 또는 「저장」</w:t>
+              <w:t>코스 카드 「이 코스 선택」 → 「이 코스로 일정 만들기 →」 → 이름 창에서 추천 이름 「이 이름으로 →」 또는 「저장」</w:t>
             </w:r>
           </w:p>
         </w:tc>
         <w:tc>
           <w:tcPr>
-            <w:tcW w:type="dxa" w:w="2443"/>
+            <w:tcW w:type="dxa" w:w="2287"/>
             <w:vAlign w:val="center"/>
             <w:tcMar>
               <w:top w:w="90" w:type="dxa"/>
@@ -7197,7 +6868,7 @@
               <w:rPr>
                 <w:sz w:val="17"/>
               </w:rPr>
-              <w:t>선택한 코스가 확정되어 내 여행에 저장되고 일정 화면이 열린다</w:t>
+              <w:t>선택 코스가 내 여행으로 확정, 일정 화면 이동</w:t>
             </w:r>
           </w:p>
         </w:tc>
@@ -7208,7 +6879,7 @@
         </w:trPr>
         <w:tc>
           <w:tcPr>
-            <w:tcW w:type="dxa" w:w="1262"/>
+            <w:tcW w:type="dxa" w:w="1270"/>
             <w:vAlign w:val="center"/>
             <w:tcMar>
               <w:top w:w="90" w:type="dxa"/>
@@ -7232,7 +6903,7 @@
         </w:tc>
         <w:tc>
           <w:tcPr>
-            <w:tcW w:type="dxa" w:w="1646"/>
+            <w:tcW w:type="dxa" w:w="1806"/>
             <w:vAlign w:val="center"/>
             <w:tcMar>
               <w:top w:w="90" w:type="dxa"/>
@@ -7257,7 +6928,7 @@
         </w:tc>
         <w:tc>
           <w:tcPr>
-            <w:tcW w:type="dxa" w:w="4287"/>
+            <w:tcW w:type="dxa" w:w="4276"/>
             <w:vAlign w:val="center"/>
             <w:tcMar>
               <w:top w:w="90" w:type="dxa"/>
@@ -7275,13 +6946,13 @@
               <w:rPr>
                 <w:sz w:val="17"/>
               </w:rPr>
-              <w:t>상단 「코스 A 확정」 표시(그림 4의 ①)를 보여 준다. 우측 상단 「⋯」(②) → 「일정 편집」(③)을 누르고 「순서 변경」으로 장소 순서를 바꾼 뒤 「저장」</w:t>
+              <w:t>상단 「코스 A 확정」 표시(그림 4의 ①) 확인 → 우측 상단 「⋯」(②) → 「일정 편집」(③) → 「순서 변경」으로 장소 순서 변경 → 「저장」</w:t>
             </w:r>
           </w:p>
         </w:tc>
         <w:tc>
           <w:tcPr>
-            <w:tcW w:type="dxa" w:w="2443"/>
+            <w:tcW w:type="dxa" w:w="2287"/>
             <w:vAlign w:val="center"/>
             <w:tcMar>
               <w:top w:w="90" w:type="dxa"/>
@@ -7299,7 +6970,7 @@
               <w:rPr>
                 <w:sz w:val="17"/>
               </w:rPr>
-              <w:t>바뀐 순서와 이동 시간이 일정에 반영된다</w:t>
+              <w:t>바뀐 순서와 이동 시간 반영</w:t>
             </w:r>
           </w:p>
         </w:tc>
@@ -7310,7 +6981,7 @@
         </w:trPr>
         <w:tc>
           <w:tcPr>
-            <w:tcW w:type="dxa" w:w="1262"/>
+            <w:tcW w:type="dxa" w:w="1270"/>
             <w:vAlign w:val="center"/>
             <w:tcMar>
               <w:top w:w="90" w:type="dxa"/>
@@ -7333,7 +7004,7 @@
         </w:tc>
         <w:tc>
           <w:tcPr>
-            <w:tcW w:type="dxa" w:w="1646"/>
+            <w:tcW w:type="dxa" w:w="1806"/>
             <w:vAlign w:val="center"/>
             <w:tcMar>
               <w:top w:w="90" w:type="dxa"/>
@@ -7357,7 +7028,7 @@
         </w:tc>
         <w:tc>
           <w:tcPr>
-            <w:tcW w:type="dxa" w:w="4287"/>
+            <w:tcW w:type="dxa" w:w="4276"/>
             <w:vAlign w:val="center"/>
             <w:tcMar>
               <w:top w:w="90" w:type="dxa"/>
@@ -7374,13 +7045,13 @@
               <w:rPr>
                 <w:sz w:val="17"/>
               </w:rPr>
-              <w:t>상단 가운데 「내 여행」(그림 5의 ①)을 누르고 방금 만든 여행 카드(②)를 연다</w:t>
+              <w:t>상단 가운데 「내 여행」(그림 5의 ①) → 방금 만든 여행 카드(②)</w:t>
             </w:r>
           </w:p>
         </w:tc>
         <w:tc>
           <w:tcPr>
-            <w:tcW w:type="dxa" w:w="2443"/>
+            <w:tcW w:type="dxa" w:w="2287"/>
             <w:vAlign w:val="center"/>
             <w:tcMar>
               <w:top w:w="90" w:type="dxa"/>
@@ -7397,7 +7068,7 @@
               <w:rPr>
                 <w:sz w:val="17"/>
               </w:rPr>
-              <w:t>여기서 내 여행 기능 발표로 넘어간다</w:t>
+              <w:t>내 여행 기능 발표로 전환</w:t>
             </w:r>
           </w:p>
         </w:tc>
@@ -7669,8 +7340,35 @@
       </w:r>
     </w:p>
     <w:p>
+      <w:pPr>
+        <w:pStyle w:val="Heading2"/>
+      </w:pPr>
       <w:r>
-        <w:t>생성이 오래 걸리면 진행 단계를 설명하며 기다린다. 실패 안내가 뜨면 「조건 다시 확인하기」로 돌아가 입력과 네트워크를 확인한다. 생성은 1회만 하고, 다시 시도했다면 그 사실을 말한다.</w:t>
+        <w:t>예외 상황 대응</w:t>
+      </w:r>
+    </w:p>
+    <w:p>
+      <w:pPr>
+        <w:pStyle w:val="ListBullet"/>
+      </w:pPr>
+      <w:r>
+        <w:t>생성 지연: 상단 진행 단계를 설명하며 대기</w:t>
+      </w:r>
+    </w:p>
+    <w:p>
+      <w:pPr>
+        <w:pStyle w:val="ListBullet"/>
+      </w:pPr>
+      <w:r>
+        <w:t>생성 실패: 「조건 다시 확인하기」로 돌아가 입력과 네트워크 확인</w:t>
+      </w:r>
+    </w:p>
+    <w:p>
+      <w:pPr>
+        <w:pStyle w:val="ListBullet"/>
+      </w:pPr>
+      <w:r>
+        <w:t>재시도: 생성은 1회만 실시하고, 재시도 시 그 사실을 함께 설명</w:t>
       </w:r>
     </w:p>
     <w:sectPr>
